--- a/Notes.docx
+++ b/Notes.docx
@@ -1675,6 +1675,9 @@
           <w:ilvl w:val="0"/>
           <w:numId w:val="8"/>
         </w:numPr>
+        <w:pBdr>
+          <w:bottom w:val="single" w:sz="6" w:space="1" w:color="auto"/>
+        </w:pBdr>
       </w:pPr>
       <w:r>
         <w:rPr>
@@ -1745,6 +1748,2778 @@
       <w:proofErr w:type="spellStart"/>
       <w:r>
         <w:t>hai</w:t>
+      </w:r>
+      <w:proofErr w:type="spellEnd"/>
+      <w:r>
+        <w:t>.</w:t>
+      </w:r>
+    </w:p>
+    <w:p/>
+    <w:p>
+      <w:pPr>
+        <w:rPr>
+          <w:b/>
+          <w:bCs/>
+        </w:rPr>
+      </w:pPr>
+      <w:r>
+        <w:rPr>
+          <w:b/>
+          <w:bCs/>
+        </w:rPr>
+        <w:t>Step-by-Step: Week 1-2 (Setup + First Tests)</w:t>
+      </w:r>
+    </w:p>
+    <w:p>
+      <w:r>
+        <w:rPr>
+          <w:b/>
+          <w:bCs/>
+        </w:rPr>
+        <w:t xml:space="preserve">1. Project Initialize karo (agar </w:t>
+      </w:r>
+      <w:proofErr w:type="spellStart"/>
+      <w:r>
+        <w:rPr>
+          <w:b/>
+          <w:bCs/>
+        </w:rPr>
+        <w:t>nahi</w:t>
+      </w:r>
+      <w:proofErr w:type="spellEnd"/>
+      <w:r>
+        <w:rPr>
+          <w:b/>
+          <w:bCs/>
+        </w:rPr>
+        <w:t xml:space="preserve"> </w:t>
+      </w:r>
+      <w:proofErr w:type="spellStart"/>
+      <w:r>
+        <w:rPr>
+          <w:b/>
+          <w:bCs/>
+        </w:rPr>
+        <w:t>kiya</w:t>
+      </w:r>
+      <w:proofErr w:type="spellEnd"/>
+      <w:r>
+        <w:rPr>
+          <w:b/>
+          <w:bCs/>
+        </w:rPr>
+        <w:t>)</w:t>
+      </w:r>
+      <w:r>
+        <w:t xml:space="preserve"> Terminal </w:t>
+      </w:r>
+      <w:proofErr w:type="spellStart"/>
+      <w:r>
+        <w:t>mein</w:t>
+      </w:r>
+      <w:proofErr w:type="spellEnd"/>
+      <w:r>
+        <w:t xml:space="preserve"> project root folder </w:t>
+      </w:r>
+      <w:proofErr w:type="spellStart"/>
+      <w:r>
+        <w:t>mein</w:t>
+      </w:r>
+      <w:proofErr w:type="spellEnd"/>
+      <w:r>
+        <w:t xml:space="preserve"> </w:t>
+      </w:r>
+      <w:proofErr w:type="spellStart"/>
+      <w:r>
+        <w:t>jaao</w:t>
+      </w:r>
+      <w:proofErr w:type="spellEnd"/>
+      <w:r>
+        <w:t xml:space="preserve"> aur run karo:</w:t>
+      </w:r>
+    </w:p>
+    <w:p>
+      <w:r>
+        <w:t>Bash</w:t>
+      </w:r>
+    </w:p>
+    <w:p>
+      <w:proofErr w:type="spellStart"/>
+      <w:r>
+        <w:t>npm</w:t>
+      </w:r>
+      <w:proofErr w:type="spellEnd"/>
+      <w:r>
+        <w:t xml:space="preserve"> </w:t>
+      </w:r>
+      <w:proofErr w:type="spellStart"/>
+      <w:r>
+        <w:t>init</w:t>
+      </w:r>
+      <w:proofErr w:type="spellEnd"/>
+      <w:r>
+        <w:t xml:space="preserve"> </w:t>
+      </w:r>
+      <w:proofErr w:type="spellStart"/>
+      <w:r>
+        <w:t>playwright@latest</w:t>
+      </w:r>
+      <w:proofErr w:type="spellEnd"/>
+    </w:p>
+    <w:p>
+      <w:pPr>
+        <w:numPr>
+          <w:ilvl w:val="0"/>
+          <w:numId w:val="9"/>
+        </w:numPr>
+      </w:pPr>
+      <w:proofErr w:type="gramStart"/>
+      <w:r>
+        <w:t>Yes</w:t>
+      </w:r>
+      <w:proofErr w:type="gramEnd"/>
+      <w:r>
+        <w:t xml:space="preserve"> to TypeScript.</w:t>
+      </w:r>
+    </w:p>
+    <w:p>
+      <w:pPr>
+        <w:numPr>
+          <w:ilvl w:val="0"/>
+          <w:numId w:val="9"/>
+        </w:numPr>
+      </w:pPr>
+      <w:r>
+        <w:t>Folder name: tests (default).</w:t>
+      </w:r>
+    </w:p>
+    <w:p>
+      <w:pPr>
+        <w:numPr>
+          <w:ilvl w:val="0"/>
+          <w:numId w:val="9"/>
+        </w:numPr>
+      </w:pPr>
+      <w:r>
+        <w:t>Add GitHub Actions? Yes (</w:t>
+      </w:r>
+      <w:proofErr w:type="spellStart"/>
+      <w:r>
+        <w:t>baad</w:t>
+      </w:r>
+      <w:proofErr w:type="spellEnd"/>
+      <w:r>
+        <w:t xml:space="preserve"> </w:t>
+      </w:r>
+      <w:proofErr w:type="spellStart"/>
+      <w:r>
+        <w:t>mein</w:t>
+      </w:r>
+      <w:proofErr w:type="spellEnd"/>
+      <w:r>
+        <w:t xml:space="preserve"> use </w:t>
+      </w:r>
+      <w:proofErr w:type="spellStart"/>
+      <w:r>
+        <w:t>karenge</w:t>
+      </w:r>
+      <w:proofErr w:type="spellEnd"/>
+      <w:r>
+        <w:t>).</w:t>
+      </w:r>
+    </w:p>
+    <w:p>
+      <w:r>
+        <w:t>Yeh automatically:</w:t>
+      </w:r>
+    </w:p>
+    <w:p>
+      <w:pPr>
+        <w:numPr>
+          <w:ilvl w:val="0"/>
+          <w:numId w:val="10"/>
+        </w:numPr>
+      </w:pPr>
+      <w:proofErr w:type="spellStart"/>
+      <w:proofErr w:type="gramStart"/>
+      <w:r>
+        <w:t>package.json</w:t>
+      </w:r>
+      <w:proofErr w:type="spellEnd"/>
+      <w:proofErr w:type="gramEnd"/>
+    </w:p>
+    <w:p>
+      <w:pPr>
+        <w:numPr>
+          <w:ilvl w:val="0"/>
+          <w:numId w:val="10"/>
+        </w:numPr>
+      </w:pPr>
+      <w:proofErr w:type="spellStart"/>
+      <w:r>
+        <w:t>playwright.config.ts</w:t>
+      </w:r>
+      <w:proofErr w:type="spellEnd"/>
+    </w:p>
+    <w:p>
+      <w:pPr>
+        <w:numPr>
+          <w:ilvl w:val="0"/>
+          <w:numId w:val="10"/>
+        </w:numPr>
+      </w:pPr>
+      <w:r>
+        <w:t>tests/ folder with example test</w:t>
+      </w:r>
+    </w:p>
+    <w:p>
+      <w:pPr>
+        <w:numPr>
+          <w:ilvl w:val="0"/>
+          <w:numId w:val="10"/>
+        </w:numPr>
+      </w:pPr>
+      <w:r>
+        <w:t>Installs @playwright/test</w:t>
+      </w:r>
+    </w:p>
+    <w:p>
+      <w:r>
+        <w:rPr>
+          <w:b/>
+          <w:bCs/>
+        </w:rPr>
+        <w:t>2. Dependencies add karo (extra tools)</w:t>
+      </w:r>
+    </w:p>
+    <w:p>
+      <w:r>
+        <w:t>Bash</w:t>
+      </w:r>
+    </w:p>
+    <w:p>
+      <w:proofErr w:type="spellStart"/>
+      <w:r>
+        <w:t>npm</w:t>
+      </w:r>
+      <w:proofErr w:type="spellEnd"/>
+      <w:r>
+        <w:t xml:space="preserve"> install faker @faker-js/</w:t>
+      </w:r>
+      <w:proofErr w:type="gramStart"/>
+      <w:r>
+        <w:t>faker</w:t>
+      </w:r>
+      <w:r>
+        <w:rPr>
+          <w:i/>
+          <w:iCs/>
+        </w:rPr>
+        <w:t xml:space="preserve">  #</w:t>
+      </w:r>
+      <w:proofErr w:type="gramEnd"/>
+      <w:r>
+        <w:rPr>
+          <w:i/>
+          <w:iCs/>
+        </w:rPr>
+        <w:t xml:space="preserve"> Fake data </w:t>
+      </w:r>
+      <w:proofErr w:type="spellStart"/>
+      <w:r>
+        <w:rPr>
+          <w:i/>
+          <w:iCs/>
+        </w:rPr>
+        <w:t>ke</w:t>
+      </w:r>
+      <w:proofErr w:type="spellEnd"/>
+      <w:r>
+        <w:rPr>
+          <w:i/>
+          <w:iCs/>
+        </w:rPr>
+        <w:t xml:space="preserve"> </w:t>
+      </w:r>
+      <w:proofErr w:type="spellStart"/>
+      <w:r>
+        <w:rPr>
+          <w:i/>
+          <w:iCs/>
+        </w:rPr>
+        <w:t>liye</w:t>
+      </w:r>
+      <w:proofErr w:type="spellEnd"/>
+    </w:p>
+    <w:p>
+      <w:proofErr w:type="spellStart"/>
+      <w:r>
+        <w:t>npm</w:t>
+      </w:r>
+      <w:proofErr w:type="spellEnd"/>
+      <w:r>
+        <w:t xml:space="preserve"> install </w:t>
+      </w:r>
+      <w:proofErr w:type="spellStart"/>
+      <w:r>
+        <w:t>dotenv</w:t>
+      </w:r>
+      <w:proofErr w:type="spellEnd"/>
+      <w:r>
+        <w:rPr>
+          <w:i/>
+          <w:iCs/>
+        </w:rPr>
+        <w:t xml:space="preserve">                 # Environment variables</w:t>
+      </w:r>
+    </w:p>
+    <w:p>
+      <w:r>
+        <w:rPr>
+          <w:b/>
+          <w:bCs/>
+        </w:rPr>
+        <w:t>3. Playwright Config update karo (</w:t>
+      </w:r>
+      <w:proofErr w:type="spellStart"/>
+      <w:r>
+        <w:rPr>
+          <w:b/>
+          <w:bCs/>
+        </w:rPr>
+        <w:t>playwright.config.ts</w:t>
+      </w:r>
+      <w:proofErr w:type="spellEnd"/>
+      <w:r>
+        <w:rPr>
+          <w:b/>
+          <w:bCs/>
+        </w:rPr>
+        <w:t>)</w:t>
+      </w:r>
+      <w:r>
+        <w:t xml:space="preserve"> Basic config yeh </w:t>
+      </w:r>
+      <w:proofErr w:type="spellStart"/>
+      <w:r>
+        <w:t>rakh</w:t>
+      </w:r>
+      <w:proofErr w:type="spellEnd"/>
+      <w:r>
+        <w:t xml:space="preserve"> (copy-paste </w:t>
+      </w:r>
+      <w:proofErr w:type="spellStart"/>
+      <w:r>
+        <w:t>kar</w:t>
+      </w:r>
+      <w:proofErr w:type="spellEnd"/>
+      <w:r>
+        <w:t xml:space="preserve"> </w:t>
+      </w:r>
+      <w:proofErr w:type="spellStart"/>
+      <w:r>
+        <w:t>sakta</w:t>
+      </w:r>
+      <w:proofErr w:type="spellEnd"/>
+      <w:r>
+        <w:t xml:space="preserve"> </w:t>
+      </w:r>
+      <w:proofErr w:type="spellStart"/>
+      <w:r>
+        <w:t>hai</w:t>
+      </w:r>
+      <w:proofErr w:type="spellEnd"/>
+      <w:r>
+        <w:t>):</w:t>
+      </w:r>
+    </w:p>
+    <w:p>
+      <w:r>
+        <w:t>TypeScript</w:t>
+      </w:r>
+    </w:p>
+    <w:p>
+      <w:r>
+        <w:t xml:space="preserve">import </w:t>
+      </w:r>
+      <w:proofErr w:type="gramStart"/>
+      <w:r>
+        <w:t xml:space="preserve">{ </w:t>
+      </w:r>
+      <w:proofErr w:type="spellStart"/>
+      <w:r>
+        <w:t>defineConfig</w:t>
+      </w:r>
+      <w:proofErr w:type="spellEnd"/>
+      <w:proofErr w:type="gramEnd"/>
+      <w:r>
+        <w:t xml:space="preserve">, </w:t>
+      </w:r>
+      <w:proofErr w:type="gramStart"/>
+      <w:r>
+        <w:t>devices }</w:t>
+      </w:r>
+      <w:proofErr w:type="gramEnd"/>
+      <w:r>
+        <w:t xml:space="preserve"> from '@playwright/test';</w:t>
+      </w:r>
+    </w:p>
+    <w:p/>
+    <w:p>
+      <w:r>
+        <w:t xml:space="preserve">export default </w:t>
+      </w:r>
+      <w:proofErr w:type="spellStart"/>
+      <w:proofErr w:type="gramStart"/>
+      <w:r>
+        <w:t>defineConfig</w:t>
+      </w:r>
+      <w:proofErr w:type="spellEnd"/>
+      <w:r>
+        <w:t>(</w:t>
+      </w:r>
+      <w:proofErr w:type="gramEnd"/>
+      <w:r>
+        <w:t>{</w:t>
+      </w:r>
+    </w:p>
+    <w:p>
+      <w:r>
+        <w:t xml:space="preserve">  </w:t>
+      </w:r>
+      <w:proofErr w:type="spellStart"/>
+      <w:r>
+        <w:t>testDir</w:t>
+      </w:r>
+      <w:proofErr w:type="spellEnd"/>
+      <w:r>
+        <w:t xml:space="preserve">: </w:t>
+      </w:r>
+      <w:proofErr w:type="gramStart"/>
+      <w:r>
+        <w:t>'./tests'</w:t>
+      </w:r>
+      <w:proofErr w:type="gramEnd"/>
+      <w:r>
+        <w:t>,</w:t>
+      </w:r>
+    </w:p>
+    <w:p>
+      <w:r>
+        <w:lastRenderedPageBreak/>
+        <w:t xml:space="preserve">  timeout: 30 * 1000,</w:t>
+      </w:r>
+    </w:p>
+    <w:p>
+      <w:r>
+        <w:t xml:space="preserve">  expect: </w:t>
+      </w:r>
+      <w:proofErr w:type="gramStart"/>
+      <w:r>
+        <w:t>{ timeout</w:t>
+      </w:r>
+      <w:proofErr w:type="gramEnd"/>
+      <w:r>
+        <w:t xml:space="preserve">: </w:t>
+      </w:r>
+      <w:proofErr w:type="gramStart"/>
+      <w:r>
+        <w:t>5000 }</w:t>
+      </w:r>
+      <w:proofErr w:type="gramEnd"/>
+      <w:r>
+        <w:t>,</w:t>
+      </w:r>
+    </w:p>
+    <w:p>
+      <w:r>
+        <w:t xml:space="preserve">  </w:t>
+      </w:r>
+      <w:proofErr w:type="spellStart"/>
+      <w:r>
+        <w:t>fullyParallel</w:t>
+      </w:r>
+      <w:proofErr w:type="spellEnd"/>
+      <w:r>
+        <w:t xml:space="preserve">: </w:t>
+      </w:r>
+      <w:proofErr w:type="gramStart"/>
+      <w:r>
+        <w:t xml:space="preserve">true,   </w:t>
+      </w:r>
+      <w:proofErr w:type="gramEnd"/>
+      <w:r>
+        <w:t xml:space="preserve">        </w:t>
+      </w:r>
+      <w:r>
+        <w:rPr>
+          <w:i/>
+          <w:iCs/>
+        </w:rPr>
+        <w:t>// Parallel tests</w:t>
+      </w:r>
+    </w:p>
+    <w:p>
+      <w:r>
+        <w:t xml:space="preserve">  retries: </w:t>
+      </w:r>
+      <w:proofErr w:type="gramStart"/>
+      <w:r>
+        <w:t xml:space="preserve">2,   </w:t>
+      </w:r>
+      <w:proofErr w:type="gramEnd"/>
+      <w:r>
+        <w:t xml:space="preserve">                 </w:t>
+      </w:r>
+      <w:r>
+        <w:rPr>
+          <w:i/>
+          <w:iCs/>
+        </w:rPr>
+        <w:t xml:space="preserve">// Flaky tests </w:t>
+      </w:r>
+      <w:proofErr w:type="spellStart"/>
+      <w:r>
+        <w:rPr>
+          <w:i/>
+          <w:iCs/>
+        </w:rPr>
+        <w:t>ke</w:t>
+      </w:r>
+      <w:proofErr w:type="spellEnd"/>
+      <w:r>
+        <w:rPr>
+          <w:i/>
+          <w:iCs/>
+        </w:rPr>
+        <w:t xml:space="preserve"> </w:t>
+      </w:r>
+      <w:proofErr w:type="spellStart"/>
+      <w:r>
+        <w:rPr>
+          <w:i/>
+          <w:iCs/>
+        </w:rPr>
+        <w:t>liye</w:t>
+      </w:r>
+      <w:proofErr w:type="spellEnd"/>
+    </w:p>
+    <w:p>
+      <w:r>
+        <w:t xml:space="preserve">  workers: </w:t>
+      </w:r>
+      <w:proofErr w:type="gramStart"/>
+      <w:r>
+        <w:t>process.env.CI ?</w:t>
+      </w:r>
+      <w:proofErr w:type="gramEnd"/>
+      <w:r>
+        <w:t xml:space="preserve"> </w:t>
+      </w:r>
+      <w:proofErr w:type="gramStart"/>
+      <w:r>
+        <w:t>1 :</w:t>
+      </w:r>
+      <w:proofErr w:type="gramEnd"/>
+      <w:r>
+        <w:t xml:space="preserve"> undefined,</w:t>
+      </w:r>
+    </w:p>
+    <w:p>
+      <w:r>
+        <w:t xml:space="preserve">  reporter: [['html'], ['list']], </w:t>
+      </w:r>
+      <w:r>
+        <w:rPr>
+          <w:i/>
+          <w:iCs/>
+        </w:rPr>
+        <w:t>// HTML report + console</w:t>
+      </w:r>
+    </w:p>
+    <w:p>
+      <w:r>
+        <w:t xml:space="preserve">  use: {</w:t>
+      </w:r>
+    </w:p>
+    <w:p>
+      <w:r>
+        <w:t xml:space="preserve">    </w:t>
+      </w:r>
+      <w:proofErr w:type="spellStart"/>
+      <w:r>
+        <w:t>baseURL</w:t>
+      </w:r>
+      <w:proofErr w:type="spellEnd"/>
+      <w:r>
+        <w:t>: 'https://www.saucedemo.com/</w:t>
+      </w:r>
+      <w:proofErr w:type="gramStart"/>
+      <w:r>
+        <w:t xml:space="preserve">',  </w:t>
+      </w:r>
+      <w:r>
+        <w:rPr>
+          <w:i/>
+          <w:iCs/>
+        </w:rPr>
+        <w:t>/</w:t>
+      </w:r>
+      <w:proofErr w:type="gramEnd"/>
+      <w:r>
+        <w:rPr>
+          <w:i/>
+          <w:iCs/>
+        </w:rPr>
+        <w:t>/ Demo site</w:t>
+      </w:r>
+    </w:p>
+    <w:p>
+      <w:r>
+        <w:t xml:space="preserve">    trace: 'on-first-retry</w:t>
+      </w:r>
+      <w:proofErr w:type="gramStart"/>
+      <w:r>
+        <w:t xml:space="preserve">',   </w:t>
+      </w:r>
+      <w:proofErr w:type="gramEnd"/>
+      <w:r>
+        <w:t xml:space="preserve">    </w:t>
+      </w:r>
+      <w:r>
+        <w:rPr>
+          <w:i/>
+          <w:iCs/>
+        </w:rPr>
+        <w:t>// Debugging</w:t>
+      </w:r>
+    </w:p>
+    <w:p>
+      <w:r>
+        <w:t xml:space="preserve">    screenshot: 'only-on-failure',</w:t>
+      </w:r>
+    </w:p>
+    <w:p>
+      <w:r>
+        <w:t xml:space="preserve">    video: 'retain-on-failure',</w:t>
+      </w:r>
+    </w:p>
+    <w:p>
+      <w:r>
+        <w:t xml:space="preserve">  },</w:t>
+      </w:r>
+    </w:p>
+    <w:p>
+      <w:r>
+        <w:t xml:space="preserve">  projects: [</w:t>
+      </w:r>
+    </w:p>
+    <w:p>
+      <w:r>
+        <w:t xml:space="preserve">    </w:t>
+      </w:r>
+      <w:proofErr w:type="gramStart"/>
+      <w:r>
+        <w:t>{ name</w:t>
+      </w:r>
+      <w:proofErr w:type="gramEnd"/>
+      <w:r>
+        <w:t xml:space="preserve">: 'chromium', use: </w:t>
+      </w:r>
+      <w:proofErr w:type="gramStart"/>
+      <w:r>
+        <w:t>{ ...devices[</w:t>
+      </w:r>
+      <w:proofErr w:type="gramEnd"/>
+      <w:r>
+        <w:t>'Desktop Chrome'</w:t>
+      </w:r>
+      <w:proofErr w:type="gramStart"/>
+      <w:r>
+        <w:t>] }</w:t>
+      </w:r>
+      <w:proofErr w:type="gramEnd"/>
+      <w:r>
+        <w:t xml:space="preserve"> },</w:t>
+      </w:r>
+    </w:p>
+    <w:p>
+      <w:r>
+        <w:t xml:space="preserve">    </w:t>
+      </w:r>
+      <w:proofErr w:type="gramStart"/>
+      <w:r>
+        <w:t>{ name</w:t>
+      </w:r>
+      <w:proofErr w:type="gramEnd"/>
+      <w:r>
+        <w:t>: '</w:t>
+      </w:r>
+      <w:proofErr w:type="spellStart"/>
+      <w:r>
+        <w:t>firefox</w:t>
+      </w:r>
+      <w:proofErr w:type="spellEnd"/>
+      <w:r>
+        <w:t xml:space="preserve">', use: </w:t>
+      </w:r>
+      <w:proofErr w:type="gramStart"/>
+      <w:r>
+        <w:t>{ ...devices[</w:t>
+      </w:r>
+      <w:proofErr w:type="gramEnd"/>
+      <w:r>
+        <w:t>'Desktop Firefox'</w:t>
+      </w:r>
+      <w:proofErr w:type="gramStart"/>
+      <w:r>
+        <w:t>] }</w:t>
+      </w:r>
+      <w:proofErr w:type="gramEnd"/>
+      <w:r>
+        <w:t xml:space="preserve"> },</w:t>
+      </w:r>
+    </w:p>
+    <w:p>
+      <w:r>
+        <w:t xml:space="preserve">  ],</w:t>
+      </w:r>
+    </w:p>
+    <w:p>
+      <w:r>
+        <w:t>});</w:t>
+      </w:r>
+    </w:p>
+    <w:p>
+      <w:r>
+        <w:rPr>
+          <w:b/>
+          <w:bCs/>
+        </w:rPr>
+        <w:t xml:space="preserve">4. </w:t>
+      </w:r>
+      <w:proofErr w:type="spellStart"/>
+      <w:r>
+        <w:rPr>
+          <w:b/>
+          <w:bCs/>
+        </w:rPr>
+        <w:t>Pehla</w:t>
+      </w:r>
+      <w:proofErr w:type="spellEnd"/>
+      <w:r>
+        <w:rPr>
+          <w:b/>
+          <w:bCs/>
+        </w:rPr>
+        <w:t xml:space="preserve"> Test </w:t>
+      </w:r>
+      <w:proofErr w:type="spellStart"/>
+      <w:r>
+        <w:rPr>
+          <w:b/>
+          <w:bCs/>
+        </w:rPr>
+        <w:t>banao</w:t>
+      </w:r>
+      <w:proofErr w:type="spellEnd"/>
+      <w:r>
+        <w:rPr>
+          <w:b/>
+          <w:bCs/>
+        </w:rPr>
+        <w:t xml:space="preserve"> (smoke test)</w:t>
+      </w:r>
+      <w:r>
+        <w:t xml:space="preserve"> tests/</w:t>
+      </w:r>
+      <w:proofErr w:type="spellStart"/>
+      <w:r>
+        <w:t>login.spec.ts</w:t>
+      </w:r>
+      <w:proofErr w:type="spellEnd"/>
+      <w:r>
+        <w:t xml:space="preserve"> </w:t>
+      </w:r>
+      <w:proofErr w:type="spellStart"/>
+      <w:r>
+        <w:t>banao</w:t>
+      </w:r>
+      <w:proofErr w:type="spellEnd"/>
+      <w:r>
+        <w:t xml:space="preserve"> aur yeh code </w:t>
+      </w:r>
+      <w:proofErr w:type="spellStart"/>
+      <w:r>
+        <w:t>daal</w:t>
+      </w:r>
+      <w:proofErr w:type="spellEnd"/>
+      <w:r>
+        <w:t>:</w:t>
+      </w:r>
+    </w:p>
+    <w:p>
+      <w:r>
+        <w:t>TypeScript</w:t>
+      </w:r>
+    </w:p>
+    <w:p>
+      <w:r>
+        <w:t xml:space="preserve">import </w:t>
+      </w:r>
+      <w:proofErr w:type="gramStart"/>
+      <w:r>
+        <w:t>{ test</w:t>
+      </w:r>
+      <w:proofErr w:type="gramEnd"/>
+      <w:r>
+        <w:t xml:space="preserve">, </w:t>
+      </w:r>
+      <w:proofErr w:type="gramStart"/>
+      <w:r>
+        <w:t>expect }</w:t>
+      </w:r>
+      <w:proofErr w:type="gramEnd"/>
+      <w:r>
+        <w:t xml:space="preserve"> from '@playwright/test';</w:t>
+      </w:r>
+    </w:p>
+    <w:p/>
+    <w:p>
+      <w:proofErr w:type="gramStart"/>
+      <w:r>
+        <w:t>test(</w:t>
+      </w:r>
+      <w:proofErr w:type="gramEnd"/>
+      <w:r>
+        <w:t xml:space="preserve">'Login with standard user', async </w:t>
+      </w:r>
+      <w:proofErr w:type="gramStart"/>
+      <w:r>
+        <w:t>({ page</w:t>
+      </w:r>
+      <w:proofErr w:type="gramEnd"/>
+      <w:r>
+        <w:t xml:space="preserve"> }) =&gt; {</w:t>
+      </w:r>
+    </w:p>
+    <w:p>
+      <w:r>
+        <w:t xml:space="preserve">  await </w:t>
+      </w:r>
+      <w:proofErr w:type="spellStart"/>
+      <w:proofErr w:type="gramStart"/>
+      <w:r>
+        <w:t>page.goto</w:t>
+      </w:r>
+      <w:proofErr w:type="spellEnd"/>
+      <w:proofErr w:type="gramEnd"/>
+      <w:r>
+        <w:t>('/');</w:t>
+      </w:r>
+    </w:p>
+    <w:p>
+      <w:r>
+        <w:t xml:space="preserve">  </w:t>
+      </w:r>
+    </w:p>
+    <w:p>
+      <w:r>
+        <w:t xml:space="preserve">  await </w:t>
+      </w:r>
+      <w:proofErr w:type="spellStart"/>
+      <w:proofErr w:type="gramStart"/>
+      <w:r>
+        <w:t>page.locator</w:t>
+      </w:r>
+      <w:proofErr w:type="spellEnd"/>
+      <w:proofErr w:type="gramEnd"/>
+      <w:r>
+        <w:t>('#user-name'</w:t>
+      </w:r>
+      <w:proofErr w:type="gramStart"/>
+      <w:r>
+        <w:t>).fill</w:t>
+      </w:r>
+      <w:proofErr w:type="gramEnd"/>
+      <w:r>
+        <w:t>('</w:t>
+      </w:r>
+      <w:proofErr w:type="spellStart"/>
+      <w:r>
+        <w:t>standard_user</w:t>
+      </w:r>
+      <w:proofErr w:type="spellEnd"/>
+      <w:r>
+        <w:t>');</w:t>
+      </w:r>
+    </w:p>
+    <w:p>
+      <w:r>
+        <w:t xml:space="preserve">  await </w:t>
+      </w:r>
+      <w:proofErr w:type="spellStart"/>
+      <w:proofErr w:type="gramStart"/>
+      <w:r>
+        <w:t>page.locator</w:t>
+      </w:r>
+      <w:proofErr w:type="spellEnd"/>
+      <w:proofErr w:type="gramEnd"/>
+      <w:r>
+        <w:t>('#password'</w:t>
+      </w:r>
+      <w:proofErr w:type="gramStart"/>
+      <w:r>
+        <w:t>).fill</w:t>
+      </w:r>
+      <w:proofErr w:type="gramEnd"/>
+      <w:r>
+        <w:t>('</w:t>
+      </w:r>
+      <w:proofErr w:type="spellStart"/>
+      <w:r>
+        <w:t>secret_sauce</w:t>
+      </w:r>
+      <w:proofErr w:type="spellEnd"/>
+      <w:r>
+        <w:t>');</w:t>
+      </w:r>
+    </w:p>
+    <w:p>
+      <w:r>
+        <w:t xml:space="preserve">  await </w:t>
+      </w:r>
+      <w:proofErr w:type="spellStart"/>
+      <w:proofErr w:type="gramStart"/>
+      <w:r>
+        <w:t>page.locator</w:t>
+      </w:r>
+      <w:proofErr w:type="spellEnd"/>
+      <w:proofErr w:type="gramEnd"/>
+      <w:r>
+        <w:t>('#login-button'</w:t>
+      </w:r>
+      <w:proofErr w:type="gramStart"/>
+      <w:r>
+        <w:t>).click</w:t>
+      </w:r>
+      <w:proofErr w:type="gramEnd"/>
+      <w:r>
+        <w:t>();</w:t>
+      </w:r>
+    </w:p>
+    <w:p/>
+    <w:p>
+      <w:r>
+        <w:t xml:space="preserve">  await expect(</w:t>
+      </w:r>
+      <w:proofErr w:type="spellStart"/>
+      <w:proofErr w:type="gramStart"/>
+      <w:r>
+        <w:t>page.locator</w:t>
+      </w:r>
+      <w:proofErr w:type="spellEnd"/>
+      <w:proofErr w:type="gramEnd"/>
+      <w:r>
+        <w:t>(</w:t>
+      </w:r>
+      <w:proofErr w:type="gramStart"/>
+      <w:r>
+        <w:t>'.</w:t>
+      </w:r>
+      <w:proofErr w:type="spellStart"/>
+      <w:r>
+        <w:t>inventory</w:t>
+      </w:r>
+      <w:proofErr w:type="gramEnd"/>
+      <w:r>
+        <w:t>_list</w:t>
+      </w:r>
+      <w:proofErr w:type="spellEnd"/>
+      <w:r>
+        <w:t>')</w:t>
+      </w:r>
+      <w:proofErr w:type="gramStart"/>
+      <w:r>
+        <w:t>).</w:t>
+      </w:r>
+      <w:proofErr w:type="spellStart"/>
+      <w:r>
+        <w:t>toBeVisible</w:t>
+      </w:r>
+      <w:proofErr w:type="spellEnd"/>
+      <w:proofErr w:type="gramEnd"/>
+      <w:r>
+        <w:t>();</w:t>
+      </w:r>
+    </w:p>
+    <w:p>
+      <w:r>
+        <w:t xml:space="preserve">  await expect(page</w:t>
+      </w:r>
+      <w:proofErr w:type="gramStart"/>
+      <w:r>
+        <w:t>).</w:t>
+      </w:r>
+      <w:proofErr w:type="spellStart"/>
+      <w:r>
+        <w:t>toHaveURL</w:t>
+      </w:r>
+      <w:proofErr w:type="spellEnd"/>
+      <w:proofErr w:type="gramEnd"/>
+      <w:r>
+        <w:t>(</w:t>
+      </w:r>
+      <w:proofErr w:type="gramStart"/>
+      <w:r>
+        <w:t>/.*</w:t>
+      </w:r>
+      <w:proofErr w:type="gramEnd"/>
+      <w:r>
+        <w:t>inventory/);</w:t>
+      </w:r>
+    </w:p>
+    <w:p>
+      <w:r>
+        <w:t>});</w:t>
+      </w:r>
+    </w:p>
+    <w:p>
+      <w:r>
+        <w:lastRenderedPageBreak/>
+        <w:t xml:space="preserve">Run </w:t>
+      </w:r>
+      <w:proofErr w:type="spellStart"/>
+      <w:r>
+        <w:t>karne</w:t>
+      </w:r>
+      <w:proofErr w:type="spellEnd"/>
+      <w:r>
+        <w:t xml:space="preserve"> </w:t>
+      </w:r>
+      <w:proofErr w:type="spellStart"/>
+      <w:r>
+        <w:t>ke</w:t>
+      </w:r>
+      <w:proofErr w:type="spellEnd"/>
+      <w:r>
+        <w:t xml:space="preserve"> </w:t>
+      </w:r>
+      <w:proofErr w:type="spellStart"/>
+      <w:r>
+        <w:t>liye</w:t>
+      </w:r>
+      <w:proofErr w:type="spellEnd"/>
+      <w:r>
+        <w:t>:</w:t>
+      </w:r>
+    </w:p>
+    <w:p>
+      <w:r>
+        <w:t>Bash</w:t>
+      </w:r>
+    </w:p>
+    <w:p>
+      <w:proofErr w:type="spellStart"/>
+      <w:r>
+        <w:t>npx</w:t>
+      </w:r>
+      <w:proofErr w:type="spellEnd"/>
+      <w:r>
+        <w:t xml:space="preserve"> playwright test</w:t>
+      </w:r>
+    </w:p>
+    <w:p>
+      <w:r>
+        <w:t xml:space="preserve">Ya VS Code se Playwright extension </w:t>
+      </w:r>
+      <w:proofErr w:type="gramStart"/>
+      <w:r>
+        <w:t>use</w:t>
+      </w:r>
+      <w:proofErr w:type="gramEnd"/>
+      <w:r>
+        <w:t xml:space="preserve"> </w:t>
+      </w:r>
+      <w:proofErr w:type="spellStart"/>
+      <w:r>
+        <w:t>kar</w:t>
+      </w:r>
+      <w:proofErr w:type="spellEnd"/>
+      <w:r>
+        <w:t xml:space="preserve"> (green triangle).</w:t>
+      </w:r>
+    </w:p>
+    <w:p>
+      <w:r>
+        <w:rPr>
+          <w:b/>
+          <w:bCs/>
+        </w:rPr>
+        <w:t xml:space="preserve">5. Multiple Tests add </w:t>
+      </w:r>
+      <w:proofErr w:type="spellStart"/>
+      <w:r>
+        <w:rPr>
+          <w:b/>
+          <w:bCs/>
+        </w:rPr>
+        <w:t>kar</w:t>
+      </w:r>
+      <w:proofErr w:type="spellEnd"/>
+    </w:p>
+    <w:p>
+      <w:pPr>
+        <w:numPr>
+          <w:ilvl w:val="0"/>
+          <w:numId w:val="11"/>
+        </w:numPr>
+      </w:pPr>
+      <w:r>
+        <w:t>Cart add/remove</w:t>
+      </w:r>
+    </w:p>
+    <w:p>
+      <w:pPr>
+        <w:numPr>
+          <w:ilvl w:val="0"/>
+          <w:numId w:val="11"/>
+        </w:numPr>
+      </w:pPr>
+      <w:r>
+        <w:t>Checkout flow</w:t>
+      </w:r>
+    </w:p>
+    <w:p>
+      <w:pPr>
+        <w:numPr>
+          <w:ilvl w:val="0"/>
+          <w:numId w:val="11"/>
+        </w:numPr>
+      </w:pPr>
+      <w:r>
+        <w:t>Negative login (wrong password)</w:t>
+      </w:r>
+    </w:p>
+    <w:p>
+      <w:r>
+        <w:t xml:space="preserve">Har test </w:t>
+      </w:r>
+      <w:proofErr w:type="spellStart"/>
+      <w:r>
+        <w:t>alag</w:t>
+      </w:r>
+      <w:proofErr w:type="spellEnd"/>
+      <w:r>
+        <w:t xml:space="preserve"> file </w:t>
+      </w:r>
+      <w:proofErr w:type="spellStart"/>
+      <w:r>
+        <w:t>mein</w:t>
+      </w:r>
+      <w:proofErr w:type="spellEnd"/>
+      <w:r>
+        <w:t xml:space="preserve"> </w:t>
+      </w:r>
+      <w:proofErr w:type="spellStart"/>
+      <w:r>
+        <w:t>ya</w:t>
+      </w:r>
+      <w:proofErr w:type="spellEnd"/>
+      <w:r>
+        <w:t xml:space="preserve"> describe blocks </w:t>
+      </w:r>
+      <w:proofErr w:type="spellStart"/>
+      <w:r>
+        <w:t>mein</w:t>
+      </w:r>
+      <w:proofErr w:type="spellEnd"/>
+      <w:r>
+        <w:t>.</w:t>
+      </w:r>
+    </w:p>
+    <w:p>
+      <w:r>
+        <w:pict w14:anchorId="2AEB43FD">
+          <v:rect id="_x0000_i1031" style="width:0;height:1.5pt" o:hralign="center" o:hrstd="t" o:hr="t" fillcolor="#a0a0a0" stroked="f"/>
+        </w:pict>
+      </w:r>
+    </w:p>
+    <w:p>
+      <w:pPr>
+        <w:rPr>
+          <w:b/>
+          <w:bCs/>
+        </w:rPr>
+      </w:pPr>
+      <w:r>
+        <w:rPr>
+          <w:b/>
+          <w:bCs/>
+        </w:rPr>
+        <w:t>Step-by-Step: Week 2-3 (Page Object Model - POM)</w:t>
+      </w:r>
+    </w:p>
+    <w:p>
+      <w:r>
+        <w:rPr>
+          <w:b/>
+          <w:bCs/>
+        </w:rPr>
+        <w:t xml:space="preserve">POM </w:t>
+      </w:r>
+      <w:proofErr w:type="spellStart"/>
+      <w:r>
+        <w:rPr>
+          <w:b/>
+          <w:bCs/>
+        </w:rPr>
+        <w:t>kyun</w:t>
+      </w:r>
+      <w:proofErr w:type="spellEnd"/>
+      <w:r>
+        <w:rPr>
+          <w:b/>
+          <w:bCs/>
+        </w:rPr>
+        <w:t>?</w:t>
+      </w:r>
+      <w:r>
+        <w:t xml:space="preserve"> Locators ek </w:t>
+      </w:r>
+      <w:proofErr w:type="spellStart"/>
+      <w:r>
+        <w:t>jagah</w:t>
+      </w:r>
+      <w:proofErr w:type="spellEnd"/>
+      <w:r>
+        <w:t>, tests clean, maintain easy (real senior practice).</w:t>
+      </w:r>
+    </w:p>
+    <w:p>
+      <w:r>
+        <w:rPr>
+          <w:b/>
+          <w:bCs/>
+        </w:rPr>
+        <w:t xml:space="preserve">Folder structure update (agar </w:t>
+      </w:r>
+      <w:proofErr w:type="spellStart"/>
+      <w:r>
+        <w:rPr>
+          <w:b/>
+          <w:bCs/>
+        </w:rPr>
+        <w:t>nahi</w:t>
+      </w:r>
+      <w:proofErr w:type="spellEnd"/>
+      <w:r>
+        <w:rPr>
+          <w:b/>
+          <w:bCs/>
+        </w:rPr>
+        <w:t xml:space="preserve"> </w:t>
+      </w:r>
+      <w:proofErr w:type="spellStart"/>
+      <w:r>
+        <w:rPr>
+          <w:b/>
+          <w:bCs/>
+        </w:rPr>
+        <w:t>hai</w:t>
+      </w:r>
+      <w:proofErr w:type="spellEnd"/>
+      <w:r>
+        <w:rPr>
+          <w:b/>
+          <w:bCs/>
+        </w:rPr>
+        <w:t>):</w:t>
+      </w:r>
+    </w:p>
+    <w:p>
+      <w:r>
+        <w:t>text</w:t>
+      </w:r>
+    </w:p>
+    <w:p>
+      <w:r>
+        <w:t>tests/</w:t>
+      </w:r>
+    </w:p>
+    <w:p>
+      <w:r>
+        <w:t xml:space="preserve">  </w:t>
+      </w:r>
+      <w:r>
+        <w:rPr>
+          <w:rFonts w:ascii="MS Gothic" w:eastAsia="MS Gothic" w:hAnsi="MS Gothic" w:cs="MS Gothic" w:hint="eastAsia"/>
+        </w:rPr>
+        <w:t>├</w:t>
+      </w:r>
+      <w:r>
+        <w:rPr>
+          <w:rFonts w:ascii="Calibri" w:hAnsi="Calibri" w:cs="Calibri"/>
+        </w:rPr>
+        <w:t>──</w:t>
+      </w:r>
+      <w:r>
+        <w:t xml:space="preserve"> pages/           # New folder</w:t>
+      </w:r>
+    </w:p>
+    <w:p>
+      <w:r>
+        <w:t xml:space="preserve">  </w:t>
+      </w:r>
+      <w:r>
+        <w:rPr>
+          <w:rFonts w:ascii="MS Gothic" w:eastAsia="MS Gothic" w:hAnsi="MS Gothic" w:cs="MS Gothic" w:hint="eastAsia"/>
+        </w:rPr>
+        <w:t>├</w:t>
+      </w:r>
+      <w:r>
+        <w:rPr>
+          <w:rFonts w:ascii="Calibri" w:hAnsi="Calibri" w:cs="Calibri"/>
+        </w:rPr>
+        <w:t>──</w:t>
+      </w:r>
+      <w:r>
+        <w:t xml:space="preserve"> fixtures/        # Later</w:t>
+      </w:r>
+    </w:p>
+    <w:p>
+      <w:r>
+        <w:t xml:space="preserve">  └── specs/ or </w:t>
+      </w:r>
+      <w:proofErr w:type="gramStart"/>
+      <w:r>
+        <w:t>directly .</w:t>
+      </w:r>
+      <w:proofErr w:type="spellStart"/>
+      <w:r>
+        <w:t>spec</w:t>
+      </w:r>
+      <w:proofErr w:type="gramEnd"/>
+      <w:r>
+        <w:t>.ts</w:t>
+      </w:r>
+      <w:proofErr w:type="spellEnd"/>
+    </w:p>
+    <w:p>
+      <w:r>
+        <w:rPr>
+          <w:b/>
+          <w:bCs/>
+        </w:rPr>
+        <w:t xml:space="preserve">1. </w:t>
+      </w:r>
+      <w:proofErr w:type="spellStart"/>
+      <w:r>
+        <w:rPr>
+          <w:b/>
+          <w:bCs/>
+        </w:rPr>
+        <w:t>BasePage</w:t>
+      </w:r>
+      <w:proofErr w:type="spellEnd"/>
+      <w:r>
+        <w:rPr>
+          <w:b/>
+          <w:bCs/>
+        </w:rPr>
+        <w:t xml:space="preserve"> </w:t>
+      </w:r>
+      <w:proofErr w:type="spellStart"/>
+      <w:r>
+        <w:rPr>
+          <w:b/>
+          <w:bCs/>
+        </w:rPr>
+        <w:t>banao</w:t>
+      </w:r>
+      <w:proofErr w:type="spellEnd"/>
+      <w:r>
+        <w:rPr>
+          <w:b/>
+          <w:bCs/>
+        </w:rPr>
+        <w:t xml:space="preserve"> (tests/pages/</w:t>
+      </w:r>
+      <w:proofErr w:type="spellStart"/>
+      <w:r>
+        <w:rPr>
+          <w:b/>
+          <w:bCs/>
+        </w:rPr>
+        <w:t>BasePage.ts</w:t>
+      </w:r>
+      <w:proofErr w:type="spellEnd"/>
+      <w:r>
+        <w:rPr>
+          <w:b/>
+          <w:bCs/>
+        </w:rPr>
+        <w:t>)</w:t>
+      </w:r>
+    </w:p>
+    <w:p>
+      <w:r>
+        <w:t>TypeScript</w:t>
+      </w:r>
+    </w:p>
+    <w:p>
+      <w:r>
+        <w:t xml:space="preserve">import </w:t>
+      </w:r>
+      <w:proofErr w:type="gramStart"/>
+      <w:r>
+        <w:t>{ Page</w:t>
+      </w:r>
+      <w:proofErr w:type="gramEnd"/>
+      <w:r>
+        <w:t xml:space="preserve">, Locator, </w:t>
+      </w:r>
+      <w:proofErr w:type="gramStart"/>
+      <w:r>
+        <w:t>expect }</w:t>
+      </w:r>
+      <w:proofErr w:type="gramEnd"/>
+      <w:r>
+        <w:t xml:space="preserve"> from '@playwright/test';</w:t>
+      </w:r>
+    </w:p>
+    <w:p/>
+    <w:p>
+      <w:r>
+        <w:t xml:space="preserve">export class </w:t>
+      </w:r>
+      <w:proofErr w:type="spellStart"/>
+      <w:r>
+        <w:t>BasePage</w:t>
+      </w:r>
+      <w:proofErr w:type="spellEnd"/>
+      <w:r>
+        <w:t xml:space="preserve"> {</w:t>
+      </w:r>
+    </w:p>
+    <w:p>
+      <w:r>
+        <w:t xml:space="preserve">  </w:t>
+      </w:r>
+      <w:proofErr w:type="spellStart"/>
+      <w:r>
+        <w:t>readonly</w:t>
+      </w:r>
+      <w:proofErr w:type="spellEnd"/>
+      <w:r>
+        <w:t xml:space="preserve"> page: Page;</w:t>
+      </w:r>
+    </w:p>
+    <w:p/>
+    <w:p>
+      <w:r>
+        <w:t xml:space="preserve">  </w:t>
+      </w:r>
+      <w:proofErr w:type="gramStart"/>
+      <w:r>
+        <w:t>constructor(</w:t>
+      </w:r>
+      <w:proofErr w:type="gramEnd"/>
+      <w:r>
+        <w:t>page: Page) {</w:t>
+      </w:r>
+    </w:p>
+    <w:p>
+      <w:r>
+        <w:t xml:space="preserve">    </w:t>
+      </w:r>
+      <w:proofErr w:type="spellStart"/>
+      <w:proofErr w:type="gramStart"/>
+      <w:r>
+        <w:t>this.page</w:t>
+      </w:r>
+      <w:proofErr w:type="spellEnd"/>
+      <w:proofErr w:type="gramEnd"/>
+      <w:r>
+        <w:t xml:space="preserve"> = page;</w:t>
+      </w:r>
+    </w:p>
+    <w:p>
+      <w:r>
+        <w:t xml:space="preserve">  }</w:t>
+      </w:r>
+    </w:p>
+    <w:p/>
+    <w:p>
+      <w:r>
+        <w:t xml:space="preserve">  async </w:t>
+      </w:r>
+      <w:proofErr w:type="spellStart"/>
+      <w:proofErr w:type="gramStart"/>
+      <w:r>
+        <w:t>goto</w:t>
+      </w:r>
+      <w:proofErr w:type="spellEnd"/>
+      <w:r>
+        <w:t>(</w:t>
+      </w:r>
+      <w:proofErr w:type="gramEnd"/>
+      <w:r>
+        <w:t>url: string) {</w:t>
+      </w:r>
+    </w:p>
+    <w:p>
+      <w:r>
+        <w:t xml:space="preserve">    await </w:t>
+      </w:r>
+      <w:proofErr w:type="spellStart"/>
+      <w:proofErr w:type="gramStart"/>
+      <w:r>
+        <w:t>this.page</w:t>
+      </w:r>
+      <w:proofErr w:type="gramEnd"/>
+      <w:r>
+        <w:t>.goto</w:t>
+      </w:r>
+      <w:proofErr w:type="spellEnd"/>
+      <w:r>
+        <w:t>(</w:t>
+      </w:r>
+      <w:proofErr w:type="spellStart"/>
+      <w:r>
+        <w:t>url</w:t>
+      </w:r>
+      <w:proofErr w:type="spellEnd"/>
+      <w:r>
+        <w:t>);</w:t>
+      </w:r>
+    </w:p>
+    <w:p>
+      <w:r>
+        <w:lastRenderedPageBreak/>
+        <w:t xml:space="preserve">  }</w:t>
+      </w:r>
+    </w:p>
+    <w:p/>
+    <w:p>
+      <w:r>
+        <w:t xml:space="preserve">  async </w:t>
+      </w:r>
+      <w:proofErr w:type="spellStart"/>
+      <w:proofErr w:type="gramStart"/>
+      <w:r>
+        <w:t>waitForLoad</w:t>
+      </w:r>
+      <w:proofErr w:type="spellEnd"/>
+      <w:r>
+        <w:t>(</w:t>
+      </w:r>
+      <w:proofErr w:type="gramEnd"/>
+      <w:r>
+        <w:t>) {</w:t>
+      </w:r>
+    </w:p>
+    <w:p>
+      <w:r>
+        <w:t xml:space="preserve">    await </w:t>
+      </w:r>
+      <w:proofErr w:type="spellStart"/>
+      <w:proofErr w:type="gramStart"/>
+      <w:r>
+        <w:t>this.page</w:t>
+      </w:r>
+      <w:proofErr w:type="gramEnd"/>
+      <w:r>
+        <w:t>.waitForLoadState</w:t>
+      </w:r>
+      <w:proofErr w:type="spellEnd"/>
+      <w:r>
+        <w:t>('</w:t>
+      </w:r>
+      <w:proofErr w:type="spellStart"/>
+      <w:r>
+        <w:t>domcontentloaded</w:t>
+      </w:r>
+      <w:proofErr w:type="spellEnd"/>
+      <w:r>
+        <w:t>');</w:t>
+      </w:r>
+    </w:p>
+    <w:p>
+      <w:r>
+        <w:t xml:space="preserve">  }</w:t>
+      </w:r>
+    </w:p>
+    <w:p>
+      <w:r>
+        <w:t>}</w:t>
+      </w:r>
+    </w:p>
+    <w:p>
+      <w:r>
+        <w:rPr>
+          <w:b/>
+          <w:bCs/>
+        </w:rPr>
+        <w:t xml:space="preserve">2. </w:t>
+      </w:r>
+      <w:proofErr w:type="spellStart"/>
+      <w:r>
+        <w:rPr>
+          <w:b/>
+          <w:bCs/>
+        </w:rPr>
+        <w:t>LoginPage</w:t>
+      </w:r>
+      <w:proofErr w:type="spellEnd"/>
+      <w:r>
+        <w:rPr>
+          <w:b/>
+          <w:bCs/>
+        </w:rPr>
+        <w:t xml:space="preserve"> </w:t>
+      </w:r>
+      <w:proofErr w:type="spellStart"/>
+      <w:r>
+        <w:rPr>
+          <w:b/>
+          <w:bCs/>
+        </w:rPr>
+        <w:t>banao</w:t>
+      </w:r>
+      <w:proofErr w:type="spellEnd"/>
+      <w:r>
+        <w:rPr>
+          <w:b/>
+          <w:bCs/>
+        </w:rPr>
+        <w:t xml:space="preserve"> (tests/pages/</w:t>
+      </w:r>
+      <w:proofErr w:type="spellStart"/>
+      <w:r>
+        <w:rPr>
+          <w:b/>
+          <w:bCs/>
+        </w:rPr>
+        <w:t>LoginPage.ts</w:t>
+      </w:r>
+      <w:proofErr w:type="spellEnd"/>
+      <w:r>
+        <w:rPr>
+          <w:b/>
+          <w:bCs/>
+        </w:rPr>
+        <w:t>)</w:t>
+      </w:r>
+    </w:p>
+    <w:p>
+      <w:r>
+        <w:t>TypeScript</w:t>
+      </w:r>
+    </w:p>
+    <w:p>
+      <w:r>
+        <w:t xml:space="preserve">import </w:t>
+      </w:r>
+      <w:proofErr w:type="gramStart"/>
+      <w:r>
+        <w:t xml:space="preserve">{ </w:t>
+      </w:r>
+      <w:proofErr w:type="spellStart"/>
+      <w:r>
+        <w:t>BasePage</w:t>
+      </w:r>
+      <w:proofErr w:type="spellEnd"/>
+      <w:proofErr w:type="gramEnd"/>
+      <w:r>
+        <w:t xml:space="preserve"> } from </w:t>
+      </w:r>
+      <w:proofErr w:type="gramStart"/>
+      <w:r>
+        <w:t>'./</w:t>
+      </w:r>
+      <w:proofErr w:type="spellStart"/>
+      <w:proofErr w:type="gramEnd"/>
+      <w:r>
+        <w:t>BasePage</w:t>
+      </w:r>
+      <w:proofErr w:type="spellEnd"/>
+      <w:r>
+        <w:t>';</w:t>
+      </w:r>
+    </w:p>
+    <w:p/>
+    <w:p>
+      <w:r>
+        <w:t xml:space="preserve">export class </w:t>
+      </w:r>
+      <w:proofErr w:type="spellStart"/>
+      <w:r>
+        <w:t>LoginPage</w:t>
+      </w:r>
+      <w:proofErr w:type="spellEnd"/>
+      <w:r>
+        <w:t xml:space="preserve"> extends </w:t>
+      </w:r>
+      <w:proofErr w:type="spellStart"/>
+      <w:r>
+        <w:t>BasePage</w:t>
+      </w:r>
+      <w:proofErr w:type="spellEnd"/>
+      <w:r>
+        <w:t xml:space="preserve"> {</w:t>
+      </w:r>
+    </w:p>
+    <w:p>
+      <w:r>
+        <w:t xml:space="preserve">  </w:t>
+      </w:r>
+      <w:proofErr w:type="spellStart"/>
+      <w:r>
+        <w:t>readonly</w:t>
+      </w:r>
+      <w:proofErr w:type="spellEnd"/>
+      <w:r>
+        <w:t xml:space="preserve"> </w:t>
+      </w:r>
+      <w:proofErr w:type="spellStart"/>
+      <w:r>
+        <w:t>usernameInput</w:t>
+      </w:r>
+      <w:proofErr w:type="spellEnd"/>
+      <w:r>
+        <w:t>: Locator;</w:t>
+      </w:r>
+    </w:p>
+    <w:p>
+      <w:r>
+        <w:t xml:space="preserve">  </w:t>
+      </w:r>
+      <w:proofErr w:type="spellStart"/>
+      <w:r>
+        <w:t>readonly</w:t>
+      </w:r>
+      <w:proofErr w:type="spellEnd"/>
+      <w:r>
+        <w:t xml:space="preserve"> </w:t>
+      </w:r>
+      <w:proofErr w:type="spellStart"/>
+      <w:r>
+        <w:t>passwordInput</w:t>
+      </w:r>
+      <w:proofErr w:type="spellEnd"/>
+      <w:r>
+        <w:t>: Locator;</w:t>
+      </w:r>
+    </w:p>
+    <w:p>
+      <w:r>
+        <w:t xml:space="preserve">  </w:t>
+      </w:r>
+      <w:proofErr w:type="spellStart"/>
+      <w:r>
+        <w:t>readonly</w:t>
+      </w:r>
+      <w:proofErr w:type="spellEnd"/>
+      <w:r>
+        <w:t xml:space="preserve"> </w:t>
+      </w:r>
+      <w:proofErr w:type="spellStart"/>
+      <w:r>
+        <w:t>loginButton</w:t>
+      </w:r>
+      <w:proofErr w:type="spellEnd"/>
+      <w:r>
+        <w:t>: Locator;</w:t>
+      </w:r>
+    </w:p>
+    <w:p>
+      <w:r>
+        <w:t xml:space="preserve">  </w:t>
+      </w:r>
+      <w:proofErr w:type="spellStart"/>
+      <w:r>
+        <w:t>readonly</w:t>
+      </w:r>
+      <w:proofErr w:type="spellEnd"/>
+      <w:r>
+        <w:t xml:space="preserve"> </w:t>
+      </w:r>
+      <w:proofErr w:type="spellStart"/>
+      <w:r>
+        <w:t>errorMessage</w:t>
+      </w:r>
+      <w:proofErr w:type="spellEnd"/>
+      <w:r>
+        <w:t>: Locator;</w:t>
+      </w:r>
+    </w:p>
+    <w:p/>
+    <w:p>
+      <w:r>
+        <w:t xml:space="preserve">  constructor(page) {</w:t>
+      </w:r>
+    </w:p>
+    <w:p>
+      <w:r>
+        <w:t xml:space="preserve">    super(page);</w:t>
+      </w:r>
+    </w:p>
+    <w:p>
+      <w:r>
+        <w:t xml:space="preserve">    </w:t>
+      </w:r>
+      <w:proofErr w:type="spellStart"/>
+      <w:proofErr w:type="gramStart"/>
+      <w:r>
+        <w:t>this.usernameInput</w:t>
+      </w:r>
+      <w:proofErr w:type="spellEnd"/>
+      <w:proofErr w:type="gramEnd"/>
+      <w:r>
+        <w:t xml:space="preserve"> = </w:t>
+      </w:r>
+      <w:proofErr w:type="spellStart"/>
+      <w:proofErr w:type="gramStart"/>
+      <w:r>
+        <w:t>page.locator</w:t>
+      </w:r>
+      <w:proofErr w:type="spellEnd"/>
+      <w:proofErr w:type="gramEnd"/>
+      <w:r>
+        <w:t>('#user-name');</w:t>
+      </w:r>
+    </w:p>
+    <w:p>
+      <w:r>
+        <w:t xml:space="preserve">    </w:t>
+      </w:r>
+      <w:proofErr w:type="spellStart"/>
+      <w:proofErr w:type="gramStart"/>
+      <w:r>
+        <w:t>this.passwordInput</w:t>
+      </w:r>
+      <w:proofErr w:type="spellEnd"/>
+      <w:proofErr w:type="gramEnd"/>
+      <w:r>
+        <w:t xml:space="preserve"> = </w:t>
+      </w:r>
+      <w:proofErr w:type="spellStart"/>
+      <w:proofErr w:type="gramStart"/>
+      <w:r>
+        <w:t>page.locator</w:t>
+      </w:r>
+      <w:proofErr w:type="spellEnd"/>
+      <w:proofErr w:type="gramEnd"/>
+      <w:r>
+        <w:t>('#password');</w:t>
+      </w:r>
+    </w:p>
+    <w:p>
+      <w:r>
+        <w:t xml:space="preserve">    </w:t>
+      </w:r>
+      <w:proofErr w:type="spellStart"/>
+      <w:proofErr w:type="gramStart"/>
+      <w:r>
+        <w:t>this.loginButton</w:t>
+      </w:r>
+      <w:proofErr w:type="spellEnd"/>
+      <w:proofErr w:type="gramEnd"/>
+      <w:r>
+        <w:t xml:space="preserve"> = </w:t>
+      </w:r>
+      <w:proofErr w:type="spellStart"/>
+      <w:proofErr w:type="gramStart"/>
+      <w:r>
+        <w:t>page.locator</w:t>
+      </w:r>
+      <w:proofErr w:type="spellEnd"/>
+      <w:proofErr w:type="gramEnd"/>
+      <w:r>
+        <w:t>('#login-button');</w:t>
+      </w:r>
+    </w:p>
+    <w:p>
+      <w:r>
+        <w:t xml:space="preserve">    </w:t>
+      </w:r>
+      <w:proofErr w:type="spellStart"/>
+      <w:proofErr w:type="gramStart"/>
+      <w:r>
+        <w:t>this.errorMessage</w:t>
+      </w:r>
+      <w:proofErr w:type="spellEnd"/>
+      <w:proofErr w:type="gramEnd"/>
+      <w:r>
+        <w:t xml:space="preserve"> = </w:t>
+      </w:r>
+      <w:proofErr w:type="spellStart"/>
+      <w:proofErr w:type="gramStart"/>
+      <w:r>
+        <w:t>page.locator</w:t>
+      </w:r>
+      <w:proofErr w:type="spellEnd"/>
+      <w:proofErr w:type="gramEnd"/>
+      <w:r>
+        <w:t>('[data-test="error"]');</w:t>
+      </w:r>
+    </w:p>
+    <w:p>
+      <w:r>
+        <w:t xml:space="preserve">  }</w:t>
+      </w:r>
+    </w:p>
+    <w:p/>
+    <w:p>
+      <w:r>
+        <w:t xml:space="preserve">  async </w:t>
+      </w:r>
+      <w:proofErr w:type="gramStart"/>
+      <w:r>
+        <w:t>login(</w:t>
+      </w:r>
+      <w:proofErr w:type="gramEnd"/>
+      <w:r>
+        <w:t>username: string, password: string) {</w:t>
+      </w:r>
+    </w:p>
+    <w:p>
+      <w:r>
+        <w:t xml:space="preserve">    await </w:t>
+      </w:r>
+      <w:proofErr w:type="spellStart"/>
+      <w:proofErr w:type="gramStart"/>
+      <w:r>
+        <w:t>this.usernameInput.fill</w:t>
+      </w:r>
+      <w:proofErr w:type="spellEnd"/>
+      <w:proofErr w:type="gramEnd"/>
+      <w:r>
+        <w:t>(username);</w:t>
+      </w:r>
+    </w:p>
+    <w:p>
+      <w:r>
+        <w:t xml:space="preserve">    await </w:t>
+      </w:r>
+      <w:proofErr w:type="spellStart"/>
+      <w:proofErr w:type="gramStart"/>
+      <w:r>
+        <w:t>this.passwordInput.fill</w:t>
+      </w:r>
+      <w:proofErr w:type="spellEnd"/>
+      <w:proofErr w:type="gramEnd"/>
+      <w:r>
+        <w:t>(password);</w:t>
+      </w:r>
+    </w:p>
+    <w:p>
+      <w:r>
+        <w:t xml:space="preserve">    await </w:t>
+      </w:r>
+      <w:proofErr w:type="spellStart"/>
+      <w:proofErr w:type="gramStart"/>
+      <w:r>
+        <w:t>this.loginButton.click</w:t>
+      </w:r>
+      <w:proofErr w:type="spellEnd"/>
+      <w:proofErr w:type="gramEnd"/>
+      <w:r>
+        <w:t>();</w:t>
+      </w:r>
+    </w:p>
+    <w:p>
+      <w:r>
+        <w:t xml:space="preserve">  }</w:t>
+      </w:r>
+    </w:p>
+    <w:p>
+      <w:r>
+        <w:t>}</w:t>
+      </w:r>
+    </w:p>
+    <w:p>
+      <w:r>
+        <w:rPr>
+          <w:b/>
+          <w:bCs/>
+        </w:rPr>
+        <w:lastRenderedPageBreak/>
+        <w:t xml:space="preserve">3. </w:t>
+      </w:r>
+      <w:proofErr w:type="spellStart"/>
+      <w:r>
+        <w:rPr>
+          <w:b/>
+          <w:bCs/>
+        </w:rPr>
+        <w:t>InventoryPage</w:t>
+      </w:r>
+      <w:proofErr w:type="spellEnd"/>
+      <w:r>
+        <w:rPr>
+          <w:b/>
+          <w:bCs/>
+        </w:rPr>
+        <w:t xml:space="preserve"> (Products) </w:t>
+      </w:r>
+      <w:proofErr w:type="spellStart"/>
+      <w:r>
+        <w:rPr>
+          <w:b/>
+          <w:bCs/>
+        </w:rPr>
+        <w:t>banao</w:t>
+      </w:r>
+      <w:proofErr w:type="spellEnd"/>
+      <w:r>
+        <w:rPr>
+          <w:b/>
+          <w:bCs/>
+        </w:rPr>
+        <w:t xml:space="preserve"> (tests/pages/</w:t>
+      </w:r>
+      <w:proofErr w:type="spellStart"/>
+      <w:r>
+        <w:rPr>
+          <w:b/>
+          <w:bCs/>
+        </w:rPr>
+        <w:t>InventoryPage.ts</w:t>
+      </w:r>
+      <w:proofErr w:type="spellEnd"/>
+      <w:r>
+        <w:rPr>
+          <w:b/>
+          <w:bCs/>
+        </w:rPr>
+        <w:t>)</w:t>
+      </w:r>
+      <w:r>
+        <w:t xml:space="preserve"> Similar way — add to cart buttons, product list locators, etc.</w:t>
+      </w:r>
+    </w:p>
+    <w:p>
+      <w:r>
+        <w:rPr>
+          <w:b/>
+          <w:bCs/>
+        </w:rPr>
+        <w:t>4. Test file refactor karo (tests/</w:t>
+      </w:r>
+      <w:proofErr w:type="spellStart"/>
+      <w:r>
+        <w:rPr>
+          <w:b/>
+          <w:bCs/>
+        </w:rPr>
+        <w:t>login.spec.ts</w:t>
+      </w:r>
+      <w:proofErr w:type="spellEnd"/>
+      <w:r>
+        <w:rPr>
+          <w:b/>
+          <w:bCs/>
+        </w:rPr>
+        <w:t>)</w:t>
+      </w:r>
+    </w:p>
+    <w:p>
+      <w:r>
+        <w:t>TypeScript</w:t>
+      </w:r>
+    </w:p>
+    <w:p>
+      <w:r>
+        <w:t xml:space="preserve">import </w:t>
+      </w:r>
+      <w:proofErr w:type="gramStart"/>
+      <w:r>
+        <w:t>{ test</w:t>
+      </w:r>
+      <w:proofErr w:type="gramEnd"/>
+      <w:r>
+        <w:t xml:space="preserve">, </w:t>
+      </w:r>
+      <w:proofErr w:type="gramStart"/>
+      <w:r>
+        <w:t>expect }</w:t>
+      </w:r>
+      <w:proofErr w:type="gramEnd"/>
+      <w:r>
+        <w:t xml:space="preserve"> from '@playwright/test';</w:t>
+      </w:r>
+    </w:p>
+    <w:p>
+      <w:r>
+        <w:t xml:space="preserve">import </w:t>
+      </w:r>
+      <w:proofErr w:type="gramStart"/>
+      <w:r>
+        <w:t xml:space="preserve">{ </w:t>
+      </w:r>
+      <w:proofErr w:type="spellStart"/>
+      <w:r>
+        <w:t>LoginPage</w:t>
+      </w:r>
+      <w:proofErr w:type="spellEnd"/>
+      <w:proofErr w:type="gramEnd"/>
+      <w:r>
+        <w:t xml:space="preserve"> } from </w:t>
+      </w:r>
+      <w:proofErr w:type="gramStart"/>
+      <w:r>
+        <w:t>'..</w:t>
+      </w:r>
+      <w:proofErr w:type="gramEnd"/>
+      <w:r>
+        <w:t>/pages/</w:t>
+      </w:r>
+      <w:proofErr w:type="spellStart"/>
+      <w:r>
+        <w:t>LoginPage</w:t>
+      </w:r>
+      <w:proofErr w:type="spellEnd"/>
+      <w:r>
+        <w:t>';</w:t>
+      </w:r>
+    </w:p>
+    <w:p>
+      <w:r>
+        <w:t xml:space="preserve">import </w:t>
+      </w:r>
+      <w:proofErr w:type="gramStart"/>
+      <w:r>
+        <w:t xml:space="preserve">{ </w:t>
+      </w:r>
+      <w:proofErr w:type="spellStart"/>
+      <w:r>
+        <w:t>InventoryPage</w:t>
+      </w:r>
+      <w:proofErr w:type="spellEnd"/>
+      <w:proofErr w:type="gramEnd"/>
+      <w:r>
+        <w:t xml:space="preserve"> } from </w:t>
+      </w:r>
+      <w:proofErr w:type="gramStart"/>
+      <w:r>
+        <w:t>'..</w:t>
+      </w:r>
+      <w:proofErr w:type="gramEnd"/>
+      <w:r>
+        <w:t>/pages/</w:t>
+      </w:r>
+      <w:proofErr w:type="spellStart"/>
+      <w:r>
+        <w:t>InventoryPage</w:t>
+      </w:r>
+      <w:proofErr w:type="spellEnd"/>
+      <w:r>
+        <w:t>';</w:t>
+      </w:r>
+    </w:p>
+    <w:p/>
+    <w:p>
+      <w:proofErr w:type="gramStart"/>
+      <w:r>
+        <w:t>test(</w:t>
+      </w:r>
+      <w:proofErr w:type="gramEnd"/>
+      <w:r>
+        <w:t xml:space="preserve">'Successful login and add to cart', async </w:t>
+      </w:r>
+      <w:proofErr w:type="gramStart"/>
+      <w:r>
+        <w:t>({ page</w:t>
+      </w:r>
+      <w:proofErr w:type="gramEnd"/>
+      <w:r>
+        <w:t xml:space="preserve"> }) =&gt; {</w:t>
+      </w:r>
+    </w:p>
+    <w:p>
+      <w:r>
+        <w:t xml:space="preserve">  </w:t>
+      </w:r>
+      <w:proofErr w:type="spellStart"/>
+      <w:r>
+        <w:t>const</w:t>
+      </w:r>
+      <w:proofErr w:type="spellEnd"/>
+      <w:r>
+        <w:t xml:space="preserve"> </w:t>
+      </w:r>
+      <w:proofErr w:type="spellStart"/>
+      <w:r>
+        <w:t>loginPage</w:t>
+      </w:r>
+      <w:proofErr w:type="spellEnd"/>
+      <w:r>
+        <w:t xml:space="preserve"> = new </w:t>
+      </w:r>
+      <w:proofErr w:type="spellStart"/>
+      <w:r>
+        <w:t>LoginPage</w:t>
+      </w:r>
+      <w:proofErr w:type="spellEnd"/>
+      <w:r>
+        <w:t>(page);</w:t>
+      </w:r>
+    </w:p>
+    <w:p>
+      <w:r>
+        <w:t xml:space="preserve">  </w:t>
+      </w:r>
+      <w:proofErr w:type="spellStart"/>
+      <w:r>
+        <w:t>const</w:t>
+      </w:r>
+      <w:proofErr w:type="spellEnd"/>
+      <w:r>
+        <w:t xml:space="preserve"> </w:t>
+      </w:r>
+      <w:proofErr w:type="spellStart"/>
+      <w:r>
+        <w:t>inventoryPage</w:t>
+      </w:r>
+      <w:proofErr w:type="spellEnd"/>
+      <w:r>
+        <w:t xml:space="preserve"> = new </w:t>
+      </w:r>
+      <w:proofErr w:type="spellStart"/>
+      <w:r>
+        <w:t>InventoryPage</w:t>
+      </w:r>
+      <w:proofErr w:type="spellEnd"/>
+      <w:r>
+        <w:t>(page);</w:t>
+      </w:r>
+    </w:p>
+    <w:p/>
+    <w:p>
+      <w:r>
+        <w:t xml:space="preserve">  await </w:t>
+      </w:r>
+      <w:proofErr w:type="spellStart"/>
+      <w:r>
+        <w:t>loginPage.goto</w:t>
+      </w:r>
+      <w:proofErr w:type="spellEnd"/>
+      <w:r>
+        <w:t>('/');</w:t>
+      </w:r>
+    </w:p>
+    <w:p>
+      <w:r>
+        <w:t xml:space="preserve">  await </w:t>
+      </w:r>
+      <w:proofErr w:type="spellStart"/>
+      <w:r>
+        <w:t>loginPage.login</w:t>
+      </w:r>
+      <w:proofErr w:type="spellEnd"/>
+      <w:r>
+        <w:t>('</w:t>
+      </w:r>
+      <w:proofErr w:type="spellStart"/>
+      <w:r>
+        <w:t>standard_user</w:t>
+      </w:r>
+      <w:proofErr w:type="spellEnd"/>
+      <w:r>
+        <w:t>', '</w:t>
+      </w:r>
+      <w:proofErr w:type="spellStart"/>
+      <w:r>
+        <w:t>secret_sauce</w:t>
+      </w:r>
+      <w:proofErr w:type="spellEnd"/>
+      <w:r>
+        <w:t>');</w:t>
+      </w:r>
+    </w:p>
+    <w:p/>
+    <w:p>
+      <w:r>
+        <w:t xml:space="preserve">  await expect(page</w:t>
+      </w:r>
+      <w:proofErr w:type="gramStart"/>
+      <w:r>
+        <w:t>).</w:t>
+      </w:r>
+      <w:proofErr w:type="spellStart"/>
+      <w:r>
+        <w:t>toHaveURL</w:t>
+      </w:r>
+      <w:proofErr w:type="spellEnd"/>
+      <w:proofErr w:type="gramEnd"/>
+      <w:r>
+        <w:t>(</w:t>
+      </w:r>
+      <w:proofErr w:type="gramStart"/>
+      <w:r>
+        <w:t>/.*</w:t>
+      </w:r>
+      <w:proofErr w:type="gramEnd"/>
+      <w:r>
+        <w:t>inventory/);</w:t>
+      </w:r>
+    </w:p>
+    <w:p>
+      <w:r>
+        <w:t xml:space="preserve">  </w:t>
+      </w:r>
+    </w:p>
+    <w:p>
+      <w:r>
+        <w:t xml:space="preserve">  await </w:t>
+      </w:r>
+      <w:proofErr w:type="spellStart"/>
+      <w:r>
+        <w:t>inventoryPage.addFirstProductToCart</w:t>
+      </w:r>
+      <w:proofErr w:type="spellEnd"/>
+      <w:r>
+        <w:t>();</w:t>
+      </w:r>
+    </w:p>
+    <w:p>
+      <w:r>
+        <w:rPr>
+          <w:i/>
+          <w:iCs/>
+        </w:rPr>
+        <w:t xml:space="preserve">  // assertions...</w:t>
+      </w:r>
+    </w:p>
+    <w:p>
+      <w:r>
+        <w:t>});</w:t>
+      </w:r>
+    </w:p>
+    <w:p>
+      <w:r>
+        <w:rPr>
+          <w:b/>
+          <w:bCs/>
+        </w:rPr>
+        <w:t>5. Test Data manage karo</w:t>
+      </w:r>
+    </w:p>
+    <w:p>
+      <w:pPr>
+        <w:numPr>
+          <w:ilvl w:val="0"/>
+          <w:numId w:val="12"/>
+        </w:numPr>
+      </w:pPr>
+      <w:r>
+        <w:t>tests/test-data/</w:t>
+      </w:r>
+      <w:proofErr w:type="spellStart"/>
+      <w:r>
+        <w:t>users.ts</w:t>
+      </w:r>
+      <w:proofErr w:type="spellEnd"/>
+      <w:r>
+        <w:t xml:space="preserve"> </w:t>
+      </w:r>
+      <w:proofErr w:type="spellStart"/>
+      <w:r>
+        <w:t>banao</w:t>
+      </w:r>
+      <w:proofErr w:type="spellEnd"/>
+      <w:r>
+        <w:t xml:space="preserve"> aur export objects.</w:t>
+      </w:r>
+    </w:p>
+    <w:p>
+      <w:pPr>
+        <w:numPr>
+          <w:ilvl w:val="0"/>
+          <w:numId w:val="12"/>
+        </w:numPr>
+      </w:pPr>
+      <w:r>
+        <w:t xml:space="preserve">Ya </w:t>
+      </w:r>
+      <w:proofErr w:type="spellStart"/>
+      <w:r>
+        <w:t>dotenv</w:t>
+      </w:r>
+      <w:proofErr w:type="spellEnd"/>
+      <w:r>
+        <w:t xml:space="preserve"> se .env file (</w:t>
+      </w:r>
+      <w:proofErr w:type="spellStart"/>
+      <w:r>
+        <w:t>gitignore</w:t>
+      </w:r>
+      <w:proofErr w:type="spellEnd"/>
+      <w:r>
+        <w:t xml:space="preserve"> </w:t>
+      </w:r>
+      <w:proofErr w:type="spellStart"/>
+      <w:r>
+        <w:t>kar</w:t>
+      </w:r>
+      <w:proofErr w:type="spellEnd"/>
+      <w:r>
+        <w:t xml:space="preserve"> </w:t>
+      </w:r>
+      <w:proofErr w:type="spellStart"/>
+      <w:r>
+        <w:t>dena</w:t>
+      </w:r>
+      <w:proofErr w:type="spellEnd"/>
+      <w:r>
+        <w:t>).</w:t>
+      </w:r>
+    </w:p>
+    <w:p>
+      <w:r>
+        <w:rPr>
+          <w:b/>
+          <w:bCs/>
+        </w:rPr>
+        <w:t>6. Run &amp; Debug</w:t>
+      </w:r>
+    </w:p>
+    <w:p>
+      <w:pPr>
+        <w:numPr>
+          <w:ilvl w:val="0"/>
+          <w:numId w:val="13"/>
+        </w:numPr>
+      </w:pPr>
+      <w:proofErr w:type="spellStart"/>
+      <w:r>
+        <w:t>npx</w:t>
+      </w:r>
+      <w:proofErr w:type="spellEnd"/>
+      <w:r>
+        <w:t xml:space="preserve"> playwright test --project=chromium</w:t>
+      </w:r>
+    </w:p>
+    <w:p>
+      <w:pPr>
+        <w:numPr>
+          <w:ilvl w:val="0"/>
+          <w:numId w:val="13"/>
+        </w:numPr>
+      </w:pPr>
+      <w:r>
+        <w:t xml:space="preserve">Trace viewer: </w:t>
+      </w:r>
+      <w:proofErr w:type="spellStart"/>
+      <w:r>
+        <w:t>npx</w:t>
+      </w:r>
+      <w:proofErr w:type="spellEnd"/>
+      <w:r>
+        <w:t xml:space="preserve"> playwright show-trace trace.zip (failure pe automatically </w:t>
+      </w:r>
+      <w:proofErr w:type="spellStart"/>
+      <w:r>
+        <w:t>banta</w:t>
+      </w:r>
+      <w:proofErr w:type="spellEnd"/>
+      <w:r>
+        <w:t xml:space="preserve"> </w:t>
+      </w:r>
+      <w:proofErr w:type="spellStart"/>
+      <w:r>
+        <w:t>hai</w:t>
+      </w:r>
+      <w:proofErr w:type="spellEnd"/>
+      <w:r>
+        <w:t>).</w:t>
+      </w:r>
+    </w:p>
+    <w:p>
+      <w:r>
+        <w:rPr>
+          <w:b/>
+          <w:bCs/>
+        </w:rPr>
+        <w:t>Tips for Noobs:</w:t>
+      </w:r>
+    </w:p>
+    <w:p>
+      <w:pPr>
+        <w:numPr>
+          <w:ilvl w:val="0"/>
+          <w:numId w:val="14"/>
+        </w:numPr>
+      </w:pPr>
+      <w:r>
+        <w:t xml:space="preserve">Har step </w:t>
+      </w:r>
+      <w:proofErr w:type="spellStart"/>
+      <w:r>
+        <w:t>ke</w:t>
+      </w:r>
+      <w:proofErr w:type="spellEnd"/>
+      <w:r>
+        <w:t xml:space="preserve"> </w:t>
+      </w:r>
+      <w:proofErr w:type="spellStart"/>
+      <w:r>
+        <w:t>baad</w:t>
+      </w:r>
+      <w:proofErr w:type="spellEnd"/>
+      <w:r>
+        <w:t xml:space="preserve"> test run </w:t>
+      </w:r>
+      <w:proofErr w:type="spellStart"/>
+      <w:r>
+        <w:t>kar</w:t>
+      </w:r>
+      <w:proofErr w:type="spellEnd"/>
+      <w:r>
+        <w:t xml:space="preserve"> → error </w:t>
+      </w:r>
+      <w:proofErr w:type="spellStart"/>
+      <w:r>
+        <w:t>aaye</w:t>
+      </w:r>
+      <w:proofErr w:type="spellEnd"/>
+      <w:r>
+        <w:t xml:space="preserve"> to Google "Playwright [error message]".</w:t>
+      </w:r>
+    </w:p>
+    <w:p>
+      <w:pPr>
+        <w:numPr>
+          <w:ilvl w:val="0"/>
+          <w:numId w:val="14"/>
+        </w:numPr>
+      </w:pPr>
+      <w:r>
+        <w:t xml:space="preserve">Locators strong use </w:t>
+      </w:r>
+      <w:proofErr w:type="spellStart"/>
+      <w:r>
+        <w:t>kar</w:t>
+      </w:r>
+      <w:proofErr w:type="spellEnd"/>
+      <w:r>
+        <w:t xml:space="preserve">: </w:t>
+      </w:r>
+      <w:proofErr w:type="spellStart"/>
+      <w:proofErr w:type="gramStart"/>
+      <w:r>
+        <w:t>page.getByRole</w:t>
+      </w:r>
+      <w:proofErr w:type="spellEnd"/>
+      <w:proofErr w:type="gramEnd"/>
+      <w:r>
+        <w:t xml:space="preserve">('button', </w:t>
+      </w:r>
+      <w:proofErr w:type="gramStart"/>
+      <w:r>
+        <w:t>{ name</w:t>
+      </w:r>
+      <w:proofErr w:type="gramEnd"/>
+      <w:r>
+        <w:t>: 'Login</w:t>
+      </w:r>
+      <w:proofErr w:type="gramStart"/>
+      <w:r>
+        <w:t>' }</w:t>
+      </w:r>
+      <w:proofErr w:type="gramEnd"/>
+      <w:r>
+        <w:t xml:space="preserve">) </w:t>
+      </w:r>
+      <w:proofErr w:type="spellStart"/>
+      <w:r>
+        <w:t>ya</w:t>
+      </w:r>
+      <w:proofErr w:type="spellEnd"/>
+      <w:r>
+        <w:t xml:space="preserve"> </w:t>
+      </w:r>
+      <w:proofErr w:type="spellStart"/>
+      <w:r>
+        <w:t>getByTestId</w:t>
+      </w:r>
+      <w:proofErr w:type="spellEnd"/>
+      <w:r>
+        <w:t>.</w:t>
+      </w:r>
+    </w:p>
+    <w:p>
+      <w:pPr>
+        <w:numPr>
+          <w:ilvl w:val="0"/>
+          <w:numId w:val="14"/>
+        </w:numPr>
+      </w:pPr>
+      <w:r>
+        <w:t xml:space="preserve">Playwright Inspector: </w:t>
+      </w:r>
+      <w:proofErr w:type="spellStart"/>
+      <w:r>
+        <w:t>npx</w:t>
+      </w:r>
+      <w:proofErr w:type="spellEnd"/>
+      <w:r>
+        <w:t xml:space="preserve"> playwright </w:t>
+      </w:r>
+      <w:proofErr w:type="spellStart"/>
+      <w:r>
+        <w:t>codegen</w:t>
+      </w:r>
+      <w:proofErr w:type="spellEnd"/>
+      <w:r>
+        <w:t xml:space="preserve"> https://www.saucedemo.com/ (auto record </w:t>
+      </w:r>
+      <w:proofErr w:type="spellStart"/>
+      <w:r>
+        <w:t>karega</w:t>
+      </w:r>
+      <w:proofErr w:type="spellEnd"/>
+      <w:r>
+        <w:t xml:space="preserve"> locators).</w:t>
+      </w:r>
+    </w:p>
+    <w:p>
+      <w:pPr>
+        <w:numPr>
+          <w:ilvl w:val="0"/>
+          <w:numId w:val="14"/>
+        </w:numPr>
+      </w:pPr>
+      <w:r>
+        <w:t xml:space="preserve">Commit regularly Git </w:t>
+      </w:r>
+      <w:proofErr w:type="spellStart"/>
+      <w:r>
+        <w:t>mein</w:t>
+      </w:r>
+      <w:proofErr w:type="spellEnd"/>
+      <w:r>
+        <w:t>.</w:t>
+      </w:r>
+    </w:p>
+    <w:p>
+      <w:r>
+        <w:rPr>
+          <w:b/>
+          <w:bCs/>
+        </w:rPr>
+        <w:lastRenderedPageBreak/>
+        <w:t>Week 1-3 Milestones:</w:t>
+      </w:r>
+    </w:p>
+    <w:p>
+      <w:pPr>
+        <w:numPr>
+          <w:ilvl w:val="0"/>
+          <w:numId w:val="15"/>
+        </w:numPr>
+      </w:pPr>
+      <w:r>
+        <w:t>8-10 test cases (login variants, cart, checkout).</w:t>
+      </w:r>
+    </w:p>
+    <w:p>
+      <w:pPr>
+        <w:numPr>
+          <w:ilvl w:val="0"/>
+          <w:numId w:val="15"/>
+        </w:numPr>
+      </w:pPr>
+      <w:r>
+        <w:t>POM implemented for 3-4 pages.</w:t>
+      </w:r>
+    </w:p>
+    <w:p>
+      <w:pPr>
+        <w:numPr>
+          <w:ilvl w:val="0"/>
+          <w:numId w:val="15"/>
+        </w:numPr>
+      </w:pPr>
+      <w:r>
+        <w:t>Config with multiple browsers.</w:t>
+      </w:r>
+    </w:p>
+    <w:p>
+      <w:pPr>
+        <w:numPr>
+          <w:ilvl w:val="0"/>
+          <w:numId w:val="15"/>
+        </w:numPr>
+      </w:pPr>
+      <w:r>
+        <w:t xml:space="preserve">HTML report generate </w:t>
+      </w:r>
+      <w:proofErr w:type="spellStart"/>
+      <w:r>
+        <w:t>hota</w:t>
+      </w:r>
+      <w:proofErr w:type="spellEnd"/>
+      <w:r>
+        <w:t xml:space="preserve"> </w:t>
+      </w:r>
+      <w:proofErr w:type="spellStart"/>
+      <w:r>
+        <w:t>dikhe</w:t>
+      </w:r>
+      <w:proofErr w:type="spellEnd"/>
+      <w:r>
+        <w:t xml:space="preserve"> (</w:t>
+      </w:r>
+      <w:proofErr w:type="spellStart"/>
+      <w:r>
+        <w:t>npx</w:t>
+      </w:r>
+      <w:proofErr w:type="spellEnd"/>
+      <w:r>
+        <w:t xml:space="preserve"> playwright show-report).</w:t>
+      </w:r>
+    </w:p>
+    <w:p>
+      <w:r>
+        <w:rPr>
+          <w:b/>
+          <w:bCs/>
+        </w:rPr>
+        <w:t>Next (Week 4 prep):</w:t>
+      </w:r>
+      <w:r>
+        <w:t xml:space="preserve"> Docker aur CI/CD </w:t>
+      </w:r>
+      <w:proofErr w:type="spellStart"/>
+      <w:r>
+        <w:t>ke</w:t>
+      </w:r>
+      <w:proofErr w:type="spellEnd"/>
+      <w:r>
+        <w:t xml:space="preserve"> </w:t>
+      </w:r>
+      <w:proofErr w:type="spellStart"/>
+      <w:r>
+        <w:t>liye</w:t>
+      </w:r>
+      <w:proofErr w:type="spellEnd"/>
+      <w:r>
+        <w:t xml:space="preserve"> ready </w:t>
+      </w:r>
+      <w:proofErr w:type="spellStart"/>
+      <w:r>
+        <w:t>ho</w:t>
+      </w:r>
+      <w:proofErr w:type="spellEnd"/>
+      <w:r>
+        <w:t xml:space="preserve"> </w:t>
+      </w:r>
+      <w:proofErr w:type="spellStart"/>
+      <w:r>
+        <w:t>jaayega</w:t>
       </w:r>
       <w:proofErr w:type="spellEnd"/>
       <w:r>
@@ -1914,6 +4689,602 @@
     </w:lvl>
   </w:abstractNum>
   <w:abstractNum w:abstractNumId="1" w15:restartNumberingAfterBreak="0">
+    <w:nsid w:val="204C32B5"/>
+    <w:multiLevelType w:val="multilevel"/>
+    <w:tmpl w:val="0910FDDE"/>
+    <w:lvl w:ilvl="0">
+      <w:start w:val="1"/>
+      <w:numFmt w:val="bullet"/>
+      <w:lvlText w:val=""/>
+      <w:lvlJc w:val="left"/>
+      <w:pPr>
+        <w:tabs>
+          <w:tab w:val="num" w:pos="720"/>
+        </w:tabs>
+        <w:ind w:left="720" w:hanging="360"/>
+      </w:pPr>
+      <w:rPr>
+        <w:rFonts w:ascii="Symbol" w:hAnsi="Symbol" w:hint="default"/>
+        <w:sz w:val="20"/>
+      </w:rPr>
+    </w:lvl>
+    <w:lvl w:ilvl="1" w:tentative="1">
+      <w:start w:val="1"/>
+      <w:numFmt w:val="bullet"/>
+      <w:lvlText w:val="o"/>
+      <w:lvlJc w:val="left"/>
+      <w:pPr>
+        <w:tabs>
+          <w:tab w:val="num" w:pos="1440"/>
+        </w:tabs>
+        <w:ind w:left="1440" w:hanging="360"/>
+      </w:pPr>
+      <w:rPr>
+        <w:rFonts w:ascii="Courier New" w:hAnsi="Courier New" w:hint="default"/>
+        <w:sz w:val="20"/>
+      </w:rPr>
+    </w:lvl>
+    <w:lvl w:ilvl="2" w:tentative="1">
+      <w:start w:val="1"/>
+      <w:numFmt w:val="bullet"/>
+      <w:lvlText w:val=""/>
+      <w:lvlJc w:val="left"/>
+      <w:pPr>
+        <w:tabs>
+          <w:tab w:val="num" w:pos="2160"/>
+        </w:tabs>
+        <w:ind w:left="2160" w:hanging="360"/>
+      </w:pPr>
+      <w:rPr>
+        <w:rFonts w:ascii="Wingdings" w:hAnsi="Wingdings" w:hint="default"/>
+        <w:sz w:val="20"/>
+      </w:rPr>
+    </w:lvl>
+    <w:lvl w:ilvl="3" w:tentative="1">
+      <w:start w:val="1"/>
+      <w:numFmt w:val="bullet"/>
+      <w:lvlText w:val=""/>
+      <w:lvlJc w:val="left"/>
+      <w:pPr>
+        <w:tabs>
+          <w:tab w:val="num" w:pos="2880"/>
+        </w:tabs>
+        <w:ind w:left="2880" w:hanging="360"/>
+      </w:pPr>
+      <w:rPr>
+        <w:rFonts w:ascii="Wingdings" w:hAnsi="Wingdings" w:hint="default"/>
+        <w:sz w:val="20"/>
+      </w:rPr>
+    </w:lvl>
+    <w:lvl w:ilvl="4" w:tentative="1">
+      <w:start w:val="1"/>
+      <w:numFmt w:val="bullet"/>
+      <w:lvlText w:val=""/>
+      <w:lvlJc w:val="left"/>
+      <w:pPr>
+        <w:tabs>
+          <w:tab w:val="num" w:pos="3600"/>
+        </w:tabs>
+        <w:ind w:left="3600" w:hanging="360"/>
+      </w:pPr>
+      <w:rPr>
+        <w:rFonts w:ascii="Wingdings" w:hAnsi="Wingdings" w:hint="default"/>
+        <w:sz w:val="20"/>
+      </w:rPr>
+    </w:lvl>
+    <w:lvl w:ilvl="5" w:tentative="1">
+      <w:start w:val="1"/>
+      <w:numFmt w:val="bullet"/>
+      <w:lvlText w:val=""/>
+      <w:lvlJc w:val="left"/>
+      <w:pPr>
+        <w:tabs>
+          <w:tab w:val="num" w:pos="4320"/>
+        </w:tabs>
+        <w:ind w:left="4320" w:hanging="360"/>
+      </w:pPr>
+      <w:rPr>
+        <w:rFonts w:ascii="Wingdings" w:hAnsi="Wingdings" w:hint="default"/>
+        <w:sz w:val="20"/>
+      </w:rPr>
+    </w:lvl>
+    <w:lvl w:ilvl="6" w:tentative="1">
+      <w:start w:val="1"/>
+      <w:numFmt w:val="bullet"/>
+      <w:lvlText w:val=""/>
+      <w:lvlJc w:val="left"/>
+      <w:pPr>
+        <w:tabs>
+          <w:tab w:val="num" w:pos="5040"/>
+        </w:tabs>
+        <w:ind w:left="5040" w:hanging="360"/>
+      </w:pPr>
+      <w:rPr>
+        <w:rFonts w:ascii="Wingdings" w:hAnsi="Wingdings" w:hint="default"/>
+        <w:sz w:val="20"/>
+      </w:rPr>
+    </w:lvl>
+    <w:lvl w:ilvl="7" w:tentative="1">
+      <w:start w:val="1"/>
+      <w:numFmt w:val="bullet"/>
+      <w:lvlText w:val=""/>
+      <w:lvlJc w:val="left"/>
+      <w:pPr>
+        <w:tabs>
+          <w:tab w:val="num" w:pos="5760"/>
+        </w:tabs>
+        <w:ind w:left="5760" w:hanging="360"/>
+      </w:pPr>
+      <w:rPr>
+        <w:rFonts w:ascii="Wingdings" w:hAnsi="Wingdings" w:hint="default"/>
+        <w:sz w:val="20"/>
+      </w:rPr>
+    </w:lvl>
+    <w:lvl w:ilvl="8" w:tentative="1">
+      <w:start w:val="1"/>
+      <w:numFmt w:val="bullet"/>
+      <w:lvlText w:val=""/>
+      <w:lvlJc w:val="left"/>
+      <w:pPr>
+        <w:tabs>
+          <w:tab w:val="num" w:pos="6480"/>
+        </w:tabs>
+        <w:ind w:left="6480" w:hanging="360"/>
+      </w:pPr>
+      <w:rPr>
+        <w:rFonts w:ascii="Wingdings" w:hAnsi="Wingdings" w:hint="default"/>
+        <w:sz w:val="20"/>
+      </w:rPr>
+    </w:lvl>
+  </w:abstractNum>
+  <w:abstractNum w:abstractNumId="2" w15:restartNumberingAfterBreak="0">
+    <w:nsid w:val="22B06214"/>
+    <w:multiLevelType w:val="multilevel"/>
+    <w:tmpl w:val="BFA493E0"/>
+    <w:lvl w:ilvl="0">
+      <w:start w:val="1"/>
+      <w:numFmt w:val="bullet"/>
+      <w:lvlText w:val=""/>
+      <w:lvlJc w:val="left"/>
+      <w:pPr>
+        <w:tabs>
+          <w:tab w:val="num" w:pos="720"/>
+        </w:tabs>
+        <w:ind w:left="720" w:hanging="360"/>
+      </w:pPr>
+      <w:rPr>
+        <w:rFonts w:ascii="Symbol" w:hAnsi="Symbol" w:hint="default"/>
+        <w:sz w:val="20"/>
+      </w:rPr>
+    </w:lvl>
+    <w:lvl w:ilvl="1" w:tentative="1">
+      <w:start w:val="1"/>
+      <w:numFmt w:val="bullet"/>
+      <w:lvlText w:val="o"/>
+      <w:lvlJc w:val="left"/>
+      <w:pPr>
+        <w:tabs>
+          <w:tab w:val="num" w:pos="1440"/>
+        </w:tabs>
+        <w:ind w:left="1440" w:hanging="360"/>
+      </w:pPr>
+      <w:rPr>
+        <w:rFonts w:ascii="Courier New" w:hAnsi="Courier New" w:hint="default"/>
+        <w:sz w:val="20"/>
+      </w:rPr>
+    </w:lvl>
+    <w:lvl w:ilvl="2" w:tentative="1">
+      <w:start w:val="1"/>
+      <w:numFmt w:val="bullet"/>
+      <w:lvlText w:val=""/>
+      <w:lvlJc w:val="left"/>
+      <w:pPr>
+        <w:tabs>
+          <w:tab w:val="num" w:pos="2160"/>
+        </w:tabs>
+        <w:ind w:left="2160" w:hanging="360"/>
+      </w:pPr>
+      <w:rPr>
+        <w:rFonts w:ascii="Wingdings" w:hAnsi="Wingdings" w:hint="default"/>
+        <w:sz w:val="20"/>
+      </w:rPr>
+    </w:lvl>
+    <w:lvl w:ilvl="3" w:tentative="1">
+      <w:start w:val="1"/>
+      <w:numFmt w:val="bullet"/>
+      <w:lvlText w:val=""/>
+      <w:lvlJc w:val="left"/>
+      <w:pPr>
+        <w:tabs>
+          <w:tab w:val="num" w:pos="2880"/>
+        </w:tabs>
+        <w:ind w:left="2880" w:hanging="360"/>
+      </w:pPr>
+      <w:rPr>
+        <w:rFonts w:ascii="Wingdings" w:hAnsi="Wingdings" w:hint="default"/>
+        <w:sz w:val="20"/>
+      </w:rPr>
+    </w:lvl>
+    <w:lvl w:ilvl="4" w:tentative="1">
+      <w:start w:val="1"/>
+      <w:numFmt w:val="bullet"/>
+      <w:lvlText w:val=""/>
+      <w:lvlJc w:val="left"/>
+      <w:pPr>
+        <w:tabs>
+          <w:tab w:val="num" w:pos="3600"/>
+        </w:tabs>
+        <w:ind w:left="3600" w:hanging="360"/>
+      </w:pPr>
+      <w:rPr>
+        <w:rFonts w:ascii="Wingdings" w:hAnsi="Wingdings" w:hint="default"/>
+        <w:sz w:val="20"/>
+      </w:rPr>
+    </w:lvl>
+    <w:lvl w:ilvl="5" w:tentative="1">
+      <w:start w:val="1"/>
+      <w:numFmt w:val="bullet"/>
+      <w:lvlText w:val=""/>
+      <w:lvlJc w:val="left"/>
+      <w:pPr>
+        <w:tabs>
+          <w:tab w:val="num" w:pos="4320"/>
+        </w:tabs>
+        <w:ind w:left="4320" w:hanging="360"/>
+      </w:pPr>
+      <w:rPr>
+        <w:rFonts w:ascii="Wingdings" w:hAnsi="Wingdings" w:hint="default"/>
+        <w:sz w:val="20"/>
+      </w:rPr>
+    </w:lvl>
+    <w:lvl w:ilvl="6" w:tentative="1">
+      <w:start w:val="1"/>
+      <w:numFmt w:val="bullet"/>
+      <w:lvlText w:val=""/>
+      <w:lvlJc w:val="left"/>
+      <w:pPr>
+        <w:tabs>
+          <w:tab w:val="num" w:pos="5040"/>
+        </w:tabs>
+        <w:ind w:left="5040" w:hanging="360"/>
+      </w:pPr>
+      <w:rPr>
+        <w:rFonts w:ascii="Wingdings" w:hAnsi="Wingdings" w:hint="default"/>
+        <w:sz w:val="20"/>
+      </w:rPr>
+    </w:lvl>
+    <w:lvl w:ilvl="7" w:tentative="1">
+      <w:start w:val="1"/>
+      <w:numFmt w:val="bullet"/>
+      <w:lvlText w:val=""/>
+      <w:lvlJc w:val="left"/>
+      <w:pPr>
+        <w:tabs>
+          <w:tab w:val="num" w:pos="5760"/>
+        </w:tabs>
+        <w:ind w:left="5760" w:hanging="360"/>
+      </w:pPr>
+      <w:rPr>
+        <w:rFonts w:ascii="Wingdings" w:hAnsi="Wingdings" w:hint="default"/>
+        <w:sz w:val="20"/>
+      </w:rPr>
+    </w:lvl>
+    <w:lvl w:ilvl="8" w:tentative="1">
+      <w:start w:val="1"/>
+      <w:numFmt w:val="bullet"/>
+      <w:lvlText w:val=""/>
+      <w:lvlJc w:val="left"/>
+      <w:pPr>
+        <w:tabs>
+          <w:tab w:val="num" w:pos="6480"/>
+        </w:tabs>
+        <w:ind w:left="6480" w:hanging="360"/>
+      </w:pPr>
+      <w:rPr>
+        <w:rFonts w:ascii="Wingdings" w:hAnsi="Wingdings" w:hint="default"/>
+        <w:sz w:val="20"/>
+      </w:rPr>
+    </w:lvl>
+  </w:abstractNum>
+  <w:abstractNum w:abstractNumId="3" w15:restartNumberingAfterBreak="0">
+    <w:nsid w:val="2F7A1743"/>
+    <w:multiLevelType w:val="multilevel"/>
+    <w:tmpl w:val="2BAA7690"/>
+    <w:lvl w:ilvl="0">
+      <w:start w:val="1"/>
+      <w:numFmt w:val="bullet"/>
+      <w:lvlText w:val=""/>
+      <w:lvlJc w:val="left"/>
+      <w:pPr>
+        <w:tabs>
+          <w:tab w:val="num" w:pos="720"/>
+        </w:tabs>
+        <w:ind w:left="720" w:hanging="360"/>
+      </w:pPr>
+      <w:rPr>
+        <w:rFonts w:ascii="Symbol" w:hAnsi="Symbol" w:hint="default"/>
+        <w:sz w:val="20"/>
+      </w:rPr>
+    </w:lvl>
+    <w:lvl w:ilvl="1" w:tentative="1">
+      <w:start w:val="1"/>
+      <w:numFmt w:val="bullet"/>
+      <w:lvlText w:val="o"/>
+      <w:lvlJc w:val="left"/>
+      <w:pPr>
+        <w:tabs>
+          <w:tab w:val="num" w:pos="1440"/>
+        </w:tabs>
+        <w:ind w:left="1440" w:hanging="360"/>
+      </w:pPr>
+      <w:rPr>
+        <w:rFonts w:ascii="Courier New" w:hAnsi="Courier New" w:hint="default"/>
+        <w:sz w:val="20"/>
+      </w:rPr>
+    </w:lvl>
+    <w:lvl w:ilvl="2" w:tentative="1">
+      <w:start w:val="1"/>
+      <w:numFmt w:val="bullet"/>
+      <w:lvlText w:val=""/>
+      <w:lvlJc w:val="left"/>
+      <w:pPr>
+        <w:tabs>
+          <w:tab w:val="num" w:pos="2160"/>
+        </w:tabs>
+        <w:ind w:left="2160" w:hanging="360"/>
+      </w:pPr>
+      <w:rPr>
+        <w:rFonts w:ascii="Wingdings" w:hAnsi="Wingdings" w:hint="default"/>
+        <w:sz w:val="20"/>
+      </w:rPr>
+    </w:lvl>
+    <w:lvl w:ilvl="3" w:tentative="1">
+      <w:start w:val="1"/>
+      <w:numFmt w:val="bullet"/>
+      <w:lvlText w:val=""/>
+      <w:lvlJc w:val="left"/>
+      <w:pPr>
+        <w:tabs>
+          <w:tab w:val="num" w:pos="2880"/>
+        </w:tabs>
+        <w:ind w:left="2880" w:hanging="360"/>
+      </w:pPr>
+      <w:rPr>
+        <w:rFonts w:ascii="Wingdings" w:hAnsi="Wingdings" w:hint="default"/>
+        <w:sz w:val="20"/>
+      </w:rPr>
+    </w:lvl>
+    <w:lvl w:ilvl="4" w:tentative="1">
+      <w:start w:val="1"/>
+      <w:numFmt w:val="bullet"/>
+      <w:lvlText w:val=""/>
+      <w:lvlJc w:val="left"/>
+      <w:pPr>
+        <w:tabs>
+          <w:tab w:val="num" w:pos="3600"/>
+        </w:tabs>
+        <w:ind w:left="3600" w:hanging="360"/>
+      </w:pPr>
+      <w:rPr>
+        <w:rFonts w:ascii="Wingdings" w:hAnsi="Wingdings" w:hint="default"/>
+        <w:sz w:val="20"/>
+      </w:rPr>
+    </w:lvl>
+    <w:lvl w:ilvl="5" w:tentative="1">
+      <w:start w:val="1"/>
+      <w:numFmt w:val="bullet"/>
+      <w:lvlText w:val=""/>
+      <w:lvlJc w:val="left"/>
+      <w:pPr>
+        <w:tabs>
+          <w:tab w:val="num" w:pos="4320"/>
+        </w:tabs>
+        <w:ind w:left="4320" w:hanging="360"/>
+      </w:pPr>
+      <w:rPr>
+        <w:rFonts w:ascii="Wingdings" w:hAnsi="Wingdings" w:hint="default"/>
+        <w:sz w:val="20"/>
+      </w:rPr>
+    </w:lvl>
+    <w:lvl w:ilvl="6" w:tentative="1">
+      <w:start w:val="1"/>
+      <w:numFmt w:val="bullet"/>
+      <w:lvlText w:val=""/>
+      <w:lvlJc w:val="left"/>
+      <w:pPr>
+        <w:tabs>
+          <w:tab w:val="num" w:pos="5040"/>
+        </w:tabs>
+        <w:ind w:left="5040" w:hanging="360"/>
+      </w:pPr>
+      <w:rPr>
+        <w:rFonts w:ascii="Wingdings" w:hAnsi="Wingdings" w:hint="default"/>
+        <w:sz w:val="20"/>
+      </w:rPr>
+    </w:lvl>
+    <w:lvl w:ilvl="7" w:tentative="1">
+      <w:start w:val="1"/>
+      <w:numFmt w:val="bullet"/>
+      <w:lvlText w:val=""/>
+      <w:lvlJc w:val="left"/>
+      <w:pPr>
+        <w:tabs>
+          <w:tab w:val="num" w:pos="5760"/>
+        </w:tabs>
+        <w:ind w:left="5760" w:hanging="360"/>
+      </w:pPr>
+      <w:rPr>
+        <w:rFonts w:ascii="Wingdings" w:hAnsi="Wingdings" w:hint="default"/>
+        <w:sz w:val="20"/>
+      </w:rPr>
+    </w:lvl>
+    <w:lvl w:ilvl="8" w:tentative="1">
+      <w:start w:val="1"/>
+      <w:numFmt w:val="bullet"/>
+      <w:lvlText w:val=""/>
+      <w:lvlJc w:val="left"/>
+      <w:pPr>
+        <w:tabs>
+          <w:tab w:val="num" w:pos="6480"/>
+        </w:tabs>
+        <w:ind w:left="6480" w:hanging="360"/>
+      </w:pPr>
+      <w:rPr>
+        <w:rFonts w:ascii="Wingdings" w:hAnsi="Wingdings" w:hint="default"/>
+        <w:sz w:val="20"/>
+      </w:rPr>
+    </w:lvl>
+  </w:abstractNum>
+  <w:abstractNum w:abstractNumId="4" w15:restartNumberingAfterBreak="0">
+    <w:nsid w:val="3C4F71EE"/>
+    <w:multiLevelType w:val="multilevel"/>
+    <w:tmpl w:val="0F68486A"/>
+    <w:lvl w:ilvl="0">
+      <w:start w:val="1"/>
+      <w:numFmt w:val="bullet"/>
+      <w:lvlText w:val=""/>
+      <w:lvlJc w:val="left"/>
+      <w:pPr>
+        <w:tabs>
+          <w:tab w:val="num" w:pos="720"/>
+        </w:tabs>
+        <w:ind w:left="720" w:hanging="360"/>
+      </w:pPr>
+      <w:rPr>
+        <w:rFonts w:ascii="Symbol" w:hAnsi="Symbol" w:hint="default"/>
+        <w:sz w:val="20"/>
+      </w:rPr>
+    </w:lvl>
+    <w:lvl w:ilvl="1" w:tentative="1">
+      <w:start w:val="1"/>
+      <w:numFmt w:val="bullet"/>
+      <w:lvlText w:val="o"/>
+      <w:lvlJc w:val="left"/>
+      <w:pPr>
+        <w:tabs>
+          <w:tab w:val="num" w:pos="1440"/>
+        </w:tabs>
+        <w:ind w:left="1440" w:hanging="360"/>
+      </w:pPr>
+      <w:rPr>
+        <w:rFonts w:ascii="Courier New" w:hAnsi="Courier New" w:hint="default"/>
+        <w:sz w:val="20"/>
+      </w:rPr>
+    </w:lvl>
+    <w:lvl w:ilvl="2" w:tentative="1">
+      <w:start w:val="1"/>
+      <w:numFmt w:val="bullet"/>
+      <w:lvlText w:val=""/>
+      <w:lvlJc w:val="left"/>
+      <w:pPr>
+        <w:tabs>
+          <w:tab w:val="num" w:pos="2160"/>
+        </w:tabs>
+        <w:ind w:left="2160" w:hanging="360"/>
+      </w:pPr>
+      <w:rPr>
+        <w:rFonts w:ascii="Wingdings" w:hAnsi="Wingdings" w:hint="default"/>
+        <w:sz w:val="20"/>
+      </w:rPr>
+    </w:lvl>
+    <w:lvl w:ilvl="3" w:tentative="1">
+      <w:start w:val="1"/>
+      <w:numFmt w:val="bullet"/>
+      <w:lvlText w:val=""/>
+      <w:lvlJc w:val="left"/>
+      <w:pPr>
+        <w:tabs>
+          <w:tab w:val="num" w:pos="2880"/>
+        </w:tabs>
+        <w:ind w:left="2880" w:hanging="360"/>
+      </w:pPr>
+      <w:rPr>
+        <w:rFonts w:ascii="Wingdings" w:hAnsi="Wingdings" w:hint="default"/>
+        <w:sz w:val="20"/>
+      </w:rPr>
+    </w:lvl>
+    <w:lvl w:ilvl="4" w:tentative="1">
+      <w:start w:val="1"/>
+      <w:numFmt w:val="bullet"/>
+      <w:lvlText w:val=""/>
+      <w:lvlJc w:val="left"/>
+      <w:pPr>
+        <w:tabs>
+          <w:tab w:val="num" w:pos="3600"/>
+        </w:tabs>
+        <w:ind w:left="3600" w:hanging="360"/>
+      </w:pPr>
+      <w:rPr>
+        <w:rFonts w:ascii="Wingdings" w:hAnsi="Wingdings" w:hint="default"/>
+        <w:sz w:val="20"/>
+      </w:rPr>
+    </w:lvl>
+    <w:lvl w:ilvl="5" w:tentative="1">
+      <w:start w:val="1"/>
+      <w:numFmt w:val="bullet"/>
+      <w:lvlText w:val=""/>
+      <w:lvlJc w:val="left"/>
+      <w:pPr>
+        <w:tabs>
+          <w:tab w:val="num" w:pos="4320"/>
+        </w:tabs>
+        <w:ind w:left="4320" w:hanging="360"/>
+      </w:pPr>
+      <w:rPr>
+        <w:rFonts w:ascii="Wingdings" w:hAnsi="Wingdings" w:hint="default"/>
+        <w:sz w:val="20"/>
+      </w:rPr>
+    </w:lvl>
+    <w:lvl w:ilvl="6" w:tentative="1">
+      <w:start w:val="1"/>
+      <w:numFmt w:val="bullet"/>
+      <w:lvlText w:val=""/>
+      <w:lvlJc w:val="left"/>
+      <w:pPr>
+        <w:tabs>
+          <w:tab w:val="num" w:pos="5040"/>
+        </w:tabs>
+        <w:ind w:left="5040" w:hanging="360"/>
+      </w:pPr>
+      <w:rPr>
+        <w:rFonts w:ascii="Wingdings" w:hAnsi="Wingdings" w:hint="default"/>
+        <w:sz w:val="20"/>
+      </w:rPr>
+    </w:lvl>
+    <w:lvl w:ilvl="7" w:tentative="1">
+      <w:start w:val="1"/>
+      <w:numFmt w:val="bullet"/>
+      <w:lvlText w:val=""/>
+      <w:lvlJc w:val="left"/>
+      <w:pPr>
+        <w:tabs>
+          <w:tab w:val="num" w:pos="5760"/>
+        </w:tabs>
+        <w:ind w:left="5760" w:hanging="360"/>
+      </w:pPr>
+      <w:rPr>
+        <w:rFonts w:ascii="Wingdings" w:hAnsi="Wingdings" w:hint="default"/>
+        <w:sz w:val="20"/>
+      </w:rPr>
+    </w:lvl>
+    <w:lvl w:ilvl="8" w:tentative="1">
+      <w:start w:val="1"/>
+      <w:numFmt w:val="bullet"/>
+      <w:lvlText w:val=""/>
+      <w:lvlJc w:val="left"/>
+      <w:pPr>
+        <w:tabs>
+          <w:tab w:val="num" w:pos="6480"/>
+        </w:tabs>
+        <w:ind w:left="6480" w:hanging="360"/>
+      </w:pPr>
+      <w:rPr>
+        <w:rFonts w:ascii="Wingdings" w:hAnsi="Wingdings" w:hint="default"/>
+        <w:sz w:val="20"/>
+      </w:rPr>
+    </w:lvl>
+  </w:abstractNum>
+  <w:abstractNum w:abstractNumId="5" w15:restartNumberingAfterBreak="0">
     <w:nsid w:val="408F77AB"/>
     <w:multiLevelType w:val="multilevel"/>
     <w:tmpl w:val="691E0742"/>
@@ -2062,7 +5433,7 @@
       </w:rPr>
     </w:lvl>
   </w:abstractNum>
-  <w:abstractNum w:abstractNumId="2" w15:restartNumberingAfterBreak="0">
+  <w:abstractNum w:abstractNumId="6" w15:restartNumberingAfterBreak="0">
     <w:nsid w:val="45CB3D13"/>
     <w:multiLevelType w:val="multilevel"/>
     <w:tmpl w:val="A28AFE58"/>
@@ -2211,7 +5582,7 @@
       </w:rPr>
     </w:lvl>
   </w:abstractNum>
-  <w:abstractNum w:abstractNumId="3" w15:restartNumberingAfterBreak="0">
+  <w:abstractNum w:abstractNumId="7" w15:restartNumberingAfterBreak="0">
     <w:nsid w:val="4FBE6F89"/>
     <w:multiLevelType w:val="multilevel"/>
     <w:tmpl w:val="73C014AA"/>
@@ -2360,7 +5731,7 @@
       </w:rPr>
     </w:lvl>
   </w:abstractNum>
-  <w:abstractNum w:abstractNumId="4" w15:restartNumberingAfterBreak="0">
+  <w:abstractNum w:abstractNumId="8" w15:restartNumberingAfterBreak="0">
     <w:nsid w:val="5876625D"/>
     <w:multiLevelType w:val="multilevel"/>
     <w:tmpl w:val="C8EEE910"/>
@@ -2509,7 +5880,156 @@
       </w:rPr>
     </w:lvl>
   </w:abstractNum>
-  <w:abstractNum w:abstractNumId="5" w15:restartNumberingAfterBreak="0">
+  <w:abstractNum w:abstractNumId="9" w15:restartNumberingAfterBreak="0">
+    <w:nsid w:val="59C75DC6"/>
+    <w:multiLevelType w:val="multilevel"/>
+    <w:tmpl w:val="7B2CDCBC"/>
+    <w:lvl w:ilvl="0">
+      <w:start w:val="1"/>
+      <w:numFmt w:val="bullet"/>
+      <w:lvlText w:val=""/>
+      <w:lvlJc w:val="left"/>
+      <w:pPr>
+        <w:tabs>
+          <w:tab w:val="num" w:pos="720"/>
+        </w:tabs>
+        <w:ind w:left="720" w:hanging="360"/>
+      </w:pPr>
+      <w:rPr>
+        <w:rFonts w:ascii="Symbol" w:hAnsi="Symbol" w:hint="default"/>
+        <w:sz w:val="20"/>
+      </w:rPr>
+    </w:lvl>
+    <w:lvl w:ilvl="1" w:tentative="1">
+      <w:start w:val="1"/>
+      <w:numFmt w:val="bullet"/>
+      <w:lvlText w:val="o"/>
+      <w:lvlJc w:val="left"/>
+      <w:pPr>
+        <w:tabs>
+          <w:tab w:val="num" w:pos="1440"/>
+        </w:tabs>
+        <w:ind w:left="1440" w:hanging="360"/>
+      </w:pPr>
+      <w:rPr>
+        <w:rFonts w:ascii="Courier New" w:hAnsi="Courier New" w:hint="default"/>
+        <w:sz w:val="20"/>
+      </w:rPr>
+    </w:lvl>
+    <w:lvl w:ilvl="2" w:tentative="1">
+      <w:start w:val="1"/>
+      <w:numFmt w:val="bullet"/>
+      <w:lvlText w:val=""/>
+      <w:lvlJc w:val="left"/>
+      <w:pPr>
+        <w:tabs>
+          <w:tab w:val="num" w:pos="2160"/>
+        </w:tabs>
+        <w:ind w:left="2160" w:hanging="360"/>
+      </w:pPr>
+      <w:rPr>
+        <w:rFonts w:ascii="Wingdings" w:hAnsi="Wingdings" w:hint="default"/>
+        <w:sz w:val="20"/>
+      </w:rPr>
+    </w:lvl>
+    <w:lvl w:ilvl="3" w:tentative="1">
+      <w:start w:val="1"/>
+      <w:numFmt w:val="bullet"/>
+      <w:lvlText w:val=""/>
+      <w:lvlJc w:val="left"/>
+      <w:pPr>
+        <w:tabs>
+          <w:tab w:val="num" w:pos="2880"/>
+        </w:tabs>
+        <w:ind w:left="2880" w:hanging="360"/>
+      </w:pPr>
+      <w:rPr>
+        <w:rFonts w:ascii="Wingdings" w:hAnsi="Wingdings" w:hint="default"/>
+        <w:sz w:val="20"/>
+      </w:rPr>
+    </w:lvl>
+    <w:lvl w:ilvl="4" w:tentative="1">
+      <w:start w:val="1"/>
+      <w:numFmt w:val="bullet"/>
+      <w:lvlText w:val=""/>
+      <w:lvlJc w:val="left"/>
+      <w:pPr>
+        <w:tabs>
+          <w:tab w:val="num" w:pos="3600"/>
+        </w:tabs>
+        <w:ind w:left="3600" w:hanging="360"/>
+      </w:pPr>
+      <w:rPr>
+        <w:rFonts w:ascii="Wingdings" w:hAnsi="Wingdings" w:hint="default"/>
+        <w:sz w:val="20"/>
+      </w:rPr>
+    </w:lvl>
+    <w:lvl w:ilvl="5" w:tentative="1">
+      <w:start w:val="1"/>
+      <w:numFmt w:val="bullet"/>
+      <w:lvlText w:val=""/>
+      <w:lvlJc w:val="left"/>
+      <w:pPr>
+        <w:tabs>
+          <w:tab w:val="num" w:pos="4320"/>
+        </w:tabs>
+        <w:ind w:left="4320" w:hanging="360"/>
+      </w:pPr>
+      <w:rPr>
+        <w:rFonts w:ascii="Wingdings" w:hAnsi="Wingdings" w:hint="default"/>
+        <w:sz w:val="20"/>
+      </w:rPr>
+    </w:lvl>
+    <w:lvl w:ilvl="6" w:tentative="1">
+      <w:start w:val="1"/>
+      <w:numFmt w:val="bullet"/>
+      <w:lvlText w:val=""/>
+      <w:lvlJc w:val="left"/>
+      <w:pPr>
+        <w:tabs>
+          <w:tab w:val="num" w:pos="5040"/>
+        </w:tabs>
+        <w:ind w:left="5040" w:hanging="360"/>
+      </w:pPr>
+      <w:rPr>
+        <w:rFonts w:ascii="Wingdings" w:hAnsi="Wingdings" w:hint="default"/>
+        <w:sz w:val="20"/>
+      </w:rPr>
+    </w:lvl>
+    <w:lvl w:ilvl="7" w:tentative="1">
+      <w:start w:val="1"/>
+      <w:numFmt w:val="bullet"/>
+      <w:lvlText w:val=""/>
+      <w:lvlJc w:val="left"/>
+      <w:pPr>
+        <w:tabs>
+          <w:tab w:val="num" w:pos="5760"/>
+        </w:tabs>
+        <w:ind w:left="5760" w:hanging="360"/>
+      </w:pPr>
+      <w:rPr>
+        <w:rFonts w:ascii="Wingdings" w:hAnsi="Wingdings" w:hint="default"/>
+        <w:sz w:val="20"/>
+      </w:rPr>
+    </w:lvl>
+    <w:lvl w:ilvl="8" w:tentative="1">
+      <w:start w:val="1"/>
+      <w:numFmt w:val="bullet"/>
+      <w:lvlText w:val=""/>
+      <w:lvlJc w:val="left"/>
+      <w:pPr>
+        <w:tabs>
+          <w:tab w:val="num" w:pos="6480"/>
+        </w:tabs>
+        <w:ind w:left="6480" w:hanging="360"/>
+      </w:pPr>
+      <w:rPr>
+        <w:rFonts w:ascii="Wingdings" w:hAnsi="Wingdings" w:hint="default"/>
+        <w:sz w:val="20"/>
+      </w:rPr>
+    </w:lvl>
+  </w:abstractNum>
+  <w:abstractNum w:abstractNumId="10" w15:restartNumberingAfterBreak="0">
     <w:nsid w:val="5D844FD7"/>
     <w:multiLevelType w:val="multilevel"/>
     <w:tmpl w:val="756E6A14"/>
@@ -2658,7 +6178,7 @@
       </w:rPr>
     </w:lvl>
   </w:abstractNum>
-  <w:abstractNum w:abstractNumId="6" w15:restartNumberingAfterBreak="0">
+  <w:abstractNum w:abstractNumId="11" w15:restartNumberingAfterBreak="0">
     <w:nsid w:val="5E0775FA"/>
     <w:multiLevelType w:val="multilevel"/>
     <w:tmpl w:val="749631C2"/>
@@ -2807,7 +6327,305 @@
       </w:rPr>
     </w:lvl>
   </w:abstractNum>
-  <w:abstractNum w:abstractNumId="7" w15:restartNumberingAfterBreak="0">
+  <w:abstractNum w:abstractNumId="12" w15:restartNumberingAfterBreak="0">
+    <w:nsid w:val="62436DAD"/>
+    <w:multiLevelType w:val="multilevel"/>
+    <w:tmpl w:val="CC7091BC"/>
+    <w:lvl w:ilvl="0">
+      <w:start w:val="1"/>
+      <w:numFmt w:val="bullet"/>
+      <w:lvlText w:val=""/>
+      <w:lvlJc w:val="left"/>
+      <w:pPr>
+        <w:tabs>
+          <w:tab w:val="num" w:pos="720"/>
+        </w:tabs>
+        <w:ind w:left="720" w:hanging="360"/>
+      </w:pPr>
+      <w:rPr>
+        <w:rFonts w:ascii="Symbol" w:hAnsi="Symbol" w:hint="default"/>
+        <w:sz w:val="20"/>
+      </w:rPr>
+    </w:lvl>
+    <w:lvl w:ilvl="1" w:tentative="1">
+      <w:start w:val="1"/>
+      <w:numFmt w:val="bullet"/>
+      <w:lvlText w:val="o"/>
+      <w:lvlJc w:val="left"/>
+      <w:pPr>
+        <w:tabs>
+          <w:tab w:val="num" w:pos="1440"/>
+        </w:tabs>
+        <w:ind w:left="1440" w:hanging="360"/>
+      </w:pPr>
+      <w:rPr>
+        <w:rFonts w:ascii="Courier New" w:hAnsi="Courier New" w:hint="default"/>
+        <w:sz w:val="20"/>
+      </w:rPr>
+    </w:lvl>
+    <w:lvl w:ilvl="2" w:tentative="1">
+      <w:start w:val="1"/>
+      <w:numFmt w:val="bullet"/>
+      <w:lvlText w:val=""/>
+      <w:lvlJc w:val="left"/>
+      <w:pPr>
+        <w:tabs>
+          <w:tab w:val="num" w:pos="2160"/>
+        </w:tabs>
+        <w:ind w:left="2160" w:hanging="360"/>
+      </w:pPr>
+      <w:rPr>
+        <w:rFonts w:ascii="Wingdings" w:hAnsi="Wingdings" w:hint="default"/>
+        <w:sz w:val="20"/>
+      </w:rPr>
+    </w:lvl>
+    <w:lvl w:ilvl="3" w:tentative="1">
+      <w:start w:val="1"/>
+      <w:numFmt w:val="bullet"/>
+      <w:lvlText w:val=""/>
+      <w:lvlJc w:val="left"/>
+      <w:pPr>
+        <w:tabs>
+          <w:tab w:val="num" w:pos="2880"/>
+        </w:tabs>
+        <w:ind w:left="2880" w:hanging="360"/>
+      </w:pPr>
+      <w:rPr>
+        <w:rFonts w:ascii="Wingdings" w:hAnsi="Wingdings" w:hint="default"/>
+        <w:sz w:val="20"/>
+      </w:rPr>
+    </w:lvl>
+    <w:lvl w:ilvl="4" w:tentative="1">
+      <w:start w:val="1"/>
+      <w:numFmt w:val="bullet"/>
+      <w:lvlText w:val=""/>
+      <w:lvlJc w:val="left"/>
+      <w:pPr>
+        <w:tabs>
+          <w:tab w:val="num" w:pos="3600"/>
+        </w:tabs>
+        <w:ind w:left="3600" w:hanging="360"/>
+      </w:pPr>
+      <w:rPr>
+        <w:rFonts w:ascii="Wingdings" w:hAnsi="Wingdings" w:hint="default"/>
+        <w:sz w:val="20"/>
+      </w:rPr>
+    </w:lvl>
+    <w:lvl w:ilvl="5" w:tentative="1">
+      <w:start w:val="1"/>
+      <w:numFmt w:val="bullet"/>
+      <w:lvlText w:val=""/>
+      <w:lvlJc w:val="left"/>
+      <w:pPr>
+        <w:tabs>
+          <w:tab w:val="num" w:pos="4320"/>
+        </w:tabs>
+        <w:ind w:left="4320" w:hanging="360"/>
+      </w:pPr>
+      <w:rPr>
+        <w:rFonts w:ascii="Wingdings" w:hAnsi="Wingdings" w:hint="default"/>
+        <w:sz w:val="20"/>
+      </w:rPr>
+    </w:lvl>
+    <w:lvl w:ilvl="6" w:tentative="1">
+      <w:start w:val="1"/>
+      <w:numFmt w:val="bullet"/>
+      <w:lvlText w:val=""/>
+      <w:lvlJc w:val="left"/>
+      <w:pPr>
+        <w:tabs>
+          <w:tab w:val="num" w:pos="5040"/>
+        </w:tabs>
+        <w:ind w:left="5040" w:hanging="360"/>
+      </w:pPr>
+      <w:rPr>
+        <w:rFonts w:ascii="Wingdings" w:hAnsi="Wingdings" w:hint="default"/>
+        <w:sz w:val="20"/>
+      </w:rPr>
+    </w:lvl>
+    <w:lvl w:ilvl="7" w:tentative="1">
+      <w:start w:val="1"/>
+      <w:numFmt w:val="bullet"/>
+      <w:lvlText w:val=""/>
+      <w:lvlJc w:val="left"/>
+      <w:pPr>
+        <w:tabs>
+          <w:tab w:val="num" w:pos="5760"/>
+        </w:tabs>
+        <w:ind w:left="5760" w:hanging="360"/>
+      </w:pPr>
+      <w:rPr>
+        <w:rFonts w:ascii="Wingdings" w:hAnsi="Wingdings" w:hint="default"/>
+        <w:sz w:val="20"/>
+      </w:rPr>
+    </w:lvl>
+    <w:lvl w:ilvl="8" w:tentative="1">
+      <w:start w:val="1"/>
+      <w:numFmt w:val="bullet"/>
+      <w:lvlText w:val=""/>
+      <w:lvlJc w:val="left"/>
+      <w:pPr>
+        <w:tabs>
+          <w:tab w:val="num" w:pos="6480"/>
+        </w:tabs>
+        <w:ind w:left="6480" w:hanging="360"/>
+      </w:pPr>
+      <w:rPr>
+        <w:rFonts w:ascii="Wingdings" w:hAnsi="Wingdings" w:hint="default"/>
+        <w:sz w:val="20"/>
+      </w:rPr>
+    </w:lvl>
+  </w:abstractNum>
+  <w:abstractNum w:abstractNumId="13" w15:restartNumberingAfterBreak="0">
+    <w:nsid w:val="6BCA6150"/>
+    <w:multiLevelType w:val="multilevel"/>
+    <w:tmpl w:val="FC0CEBAC"/>
+    <w:lvl w:ilvl="0">
+      <w:start w:val="1"/>
+      <w:numFmt w:val="bullet"/>
+      <w:lvlText w:val=""/>
+      <w:lvlJc w:val="left"/>
+      <w:pPr>
+        <w:tabs>
+          <w:tab w:val="num" w:pos="720"/>
+        </w:tabs>
+        <w:ind w:left="720" w:hanging="360"/>
+      </w:pPr>
+      <w:rPr>
+        <w:rFonts w:ascii="Symbol" w:hAnsi="Symbol" w:hint="default"/>
+        <w:sz w:val="20"/>
+      </w:rPr>
+    </w:lvl>
+    <w:lvl w:ilvl="1" w:tentative="1">
+      <w:start w:val="1"/>
+      <w:numFmt w:val="bullet"/>
+      <w:lvlText w:val="o"/>
+      <w:lvlJc w:val="left"/>
+      <w:pPr>
+        <w:tabs>
+          <w:tab w:val="num" w:pos="1440"/>
+        </w:tabs>
+        <w:ind w:left="1440" w:hanging="360"/>
+      </w:pPr>
+      <w:rPr>
+        <w:rFonts w:ascii="Courier New" w:hAnsi="Courier New" w:hint="default"/>
+        <w:sz w:val="20"/>
+      </w:rPr>
+    </w:lvl>
+    <w:lvl w:ilvl="2" w:tentative="1">
+      <w:start w:val="1"/>
+      <w:numFmt w:val="bullet"/>
+      <w:lvlText w:val=""/>
+      <w:lvlJc w:val="left"/>
+      <w:pPr>
+        <w:tabs>
+          <w:tab w:val="num" w:pos="2160"/>
+        </w:tabs>
+        <w:ind w:left="2160" w:hanging="360"/>
+      </w:pPr>
+      <w:rPr>
+        <w:rFonts w:ascii="Wingdings" w:hAnsi="Wingdings" w:hint="default"/>
+        <w:sz w:val="20"/>
+      </w:rPr>
+    </w:lvl>
+    <w:lvl w:ilvl="3" w:tentative="1">
+      <w:start w:val="1"/>
+      <w:numFmt w:val="bullet"/>
+      <w:lvlText w:val=""/>
+      <w:lvlJc w:val="left"/>
+      <w:pPr>
+        <w:tabs>
+          <w:tab w:val="num" w:pos="2880"/>
+        </w:tabs>
+        <w:ind w:left="2880" w:hanging="360"/>
+      </w:pPr>
+      <w:rPr>
+        <w:rFonts w:ascii="Wingdings" w:hAnsi="Wingdings" w:hint="default"/>
+        <w:sz w:val="20"/>
+      </w:rPr>
+    </w:lvl>
+    <w:lvl w:ilvl="4" w:tentative="1">
+      <w:start w:val="1"/>
+      <w:numFmt w:val="bullet"/>
+      <w:lvlText w:val=""/>
+      <w:lvlJc w:val="left"/>
+      <w:pPr>
+        <w:tabs>
+          <w:tab w:val="num" w:pos="3600"/>
+        </w:tabs>
+        <w:ind w:left="3600" w:hanging="360"/>
+      </w:pPr>
+      <w:rPr>
+        <w:rFonts w:ascii="Wingdings" w:hAnsi="Wingdings" w:hint="default"/>
+        <w:sz w:val="20"/>
+      </w:rPr>
+    </w:lvl>
+    <w:lvl w:ilvl="5" w:tentative="1">
+      <w:start w:val="1"/>
+      <w:numFmt w:val="bullet"/>
+      <w:lvlText w:val=""/>
+      <w:lvlJc w:val="left"/>
+      <w:pPr>
+        <w:tabs>
+          <w:tab w:val="num" w:pos="4320"/>
+        </w:tabs>
+        <w:ind w:left="4320" w:hanging="360"/>
+      </w:pPr>
+      <w:rPr>
+        <w:rFonts w:ascii="Wingdings" w:hAnsi="Wingdings" w:hint="default"/>
+        <w:sz w:val="20"/>
+      </w:rPr>
+    </w:lvl>
+    <w:lvl w:ilvl="6" w:tentative="1">
+      <w:start w:val="1"/>
+      <w:numFmt w:val="bullet"/>
+      <w:lvlText w:val=""/>
+      <w:lvlJc w:val="left"/>
+      <w:pPr>
+        <w:tabs>
+          <w:tab w:val="num" w:pos="5040"/>
+        </w:tabs>
+        <w:ind w:left="5040" w:hanging="360"/>
+      </w:pPr>
+      <w:rPr>
+        <w:rFonts w:ascii="Wingdings" w:hAnsi="Wingdings" w:hint="default"/>
+        <w:sz w:val="20"/>
+      </w:rPr>
+    </w:lvl>
+    <w:lvl w:ilvl="7" w:tentative="1">
+      <w:start w:val="1"/>
+      <w:numFmt w:val="bullet"/>
+      <w:lvlText w:val=""/>
+      <w:lvlJc w:val="left"/>
+      <w:pPr>
+        <w:tabs>
+          <w:tab w:val="num" w:pos="5760"/>
+        </w:tabs>
+        <w:ind w:left="5760" w:hanging="360"/>
+      </w:pPr>
+      <w:rPr>
+        <w:rFonts w:ascii="Wingdings" w:hAnsi="Wingdings" w:hint="default"/>
+        <w:sz w:val="20"/>
+      </w:rPr>
+    </w:lvl>
+    <w:lvl w:ilvl="8" w:tentative="1">
+      <w:start w:val="1"/>
+      <w:numFmt w:val="bullet"/>
+      <w:lvlText w:val=""/>
+      <w:lvlJc w:val="left"/>
+      <w:pPr>
+        <w:tabs>
+          <w:tab w:val="num" w:pos="6480"/>
+        </w:tabs>
+        <w:ind w:left="6480" w:hanging="360"/>
+      </w:pPr>
+      <w:rPr>
+        <w:rFonts w:ascii="Wingdings" w:hAnsi="Wingdings" w:hint="default"/>
+        <w:sz w:val="20"/>
+      </w:rPr>
+    </w:lvl>
+  </w:abstractNum>
+  <w:abstractNum w:abstractNumId="14" w15:restartNumberingAfterBreak="0">
     <w:nsid w:val="7B6523B2"/>
     <w:multiLevelType w:val="multilevel"/>
     <w:tmpl w:val="2F20238A"/>
@@ -2957,27 +6775,48 @@
     </w:lvl>
   </w:abstractNum>
   <w:num w:numId="1" w16cid:durableId="919364520">
+    <w:abstractNumId w:val="11"/>
+  </w:num>
+  <w:num w:numId="2" w16cid:durableId="1767724616">
+    <w:abstractNumId w:val="14"/>
+  </w:num>
+  <w:num w:numId="3" w16cid:durableId="1480416500">
+    <w:abstractNumId w:val="8"/>
+  </w:num>
+  <w:num w:numId="4" w16cid:durableId="126358934">
     <w:abstractNumId w:val="6"/>
   </w:num>
-  <w:num w:numId="2" w16cid:durableId="1767724616">
-    <w:abstractNumId w:val="7"/>
-  </w:num>
-  <w:num w:numId="3" w16cid:durableId="1480416500">
-    <w:abstractNumId w:val="4"/>
-  </w:num>
-  <w:num w:numId="4" w16cid:durableId="126358934">
-    <w:abstractNumId w:val="2"/>
-  </w:num>
   <w:num w:numId="5" w16cid:durableId="1849103576">
-    <w:abstractNumId w:val="5"/>
+    <w:abstractNumId w:val="10"/>
   </w:num>
   <w:num w:numId="6" w16cid:durableId="530336262">
-    <w:abstractNumId w:val="3"/>
+    <w:abstractNumId w:val="7"/>
   </w:num>
   <w:num w:numId="7" w16cid:durableId="168105402">
     <w:abstractNumId w:val="0"/>
   </w:num>
   <w:num w:numId="8" w16cid:durableId="1769957962">
+    <w:abstractNumId w:val="5"/>
+  </w:num>
+  <w:num w:numId="9" w16cid:durableId="1841039141">
+    <w:abstractNumId w:val="13"/>
+  </w:num>
+  <w:num w:numId="10" w16cid:durableId="1440031253">
+    <w:abstractNumId w:val="9"/>
+  </w:num>
+  <w:num w:numId="11" w16cid:durableId="2124690857">
+    <w:abstractNumId w:val="3"/>
+  </w:num>
+  <w:num w:numId="12" w16cid:durableId="724138823">
+    <w:abstractNumId w:val="12"/>
+  </w:num>
+  <w:num w:numId="13" w16cid:durableId="1037589064">
+    <w:abstractNumId w:val="2"/>
+  </w:num>
+  <w:num w:numId="14" w16cid:durableId="1118062944">
+    <w:abstractNumId w:val="4"/>
+  </w:num>
+  <w:num w:numId="15" w16cid:durableId="1514103960">
     <w:abstractNumId w:val="1"/>
   </w:num>
 </w:numbering>
